--- a/run-of-show/docs/PLANNING GUIDE - Dinner Scout.docx
+++ b/run-of-show/docs/PLANNING GUIDE - Dinner Scout.docx
@@ -2782,7 +2782,7 @@
                 <w:sz w:val="19"/>
                 <w:szCs w:val="19"/>
               </w:rPr>
-              <w:t xml:space="preserve">make_places_key.sh enables Vertex AI, Places API (New) and Routes API and writes MAPS_SERVER_KEY to keys.env. make_map_key.sh writes MAPS_BROWSER_KEY. The pre-show check ends GO; then Ready and http://0.0.0.0:8080.</w:t>
+              <w:t xml:space="preserve">make_places_key.sh enables Agent Platform, Places API (New) and Routes API and writes MAPS_SERVER_KEY to keys.env. make_map_key.sh writes MAPS_BROWSER_KEY. The pre-show check ends GO; then Ready and http://0.0.0.0:8080.</w:t>
             </w:r>
           </w:p>
         </w:tc>
@@ -5205,7 +5205,7 @@
                 <w:sz w:val="19"/>
                 <w:szCs w:val="19"/>
               </w:rPr>
-              <w:t xml:space="preserve">First word in about 2 seconds. She asks: around here, or somewhere else?</w:t>
+              <w:t xml:space="preserve">First word in about 2 seconds. She asks: walk or drive, and how far? (Or first: around here, or somewhere else? Say "Around here.")</w:t>
             </w:r>
           </w:p>
         </w:tc>
@@ -5295,7 +5295,7 @@
                 <w:sz w:val="20"/>
                 <w:szCs w:val="20"/>
               </w:rPr>
-              <w:t xml:space="preserve">Around here.</w:t>
+              <w:t xml:space="preserve">I'll walk. Fifteen minutes, tops.</w:t>
             </w:r>
           </w:p>
           <w:p>
@@ -5326,7 +5326,7 @@
                 <w:sz w:val="19"/>
                 <w:szCs w:val="19"/>
               </w:rPr>
-              <w:t xml:space="preserve">She asks: walk or drive, and how far?</w:t>
+              <w:t xml:space="preserve">The strip says on foot · up to 15 min. She sends the Scout, or first asks what you're in the mood for.</w:t>
             </w:r>
           </w:p>
         </w:tc>
@@ -5416,7 +5416,7 @@
                 <w:sz w:val="20"/>
                 <w:szCs w:val="20"/>
               </w:rPr>
-              <w:t xml:space="preserve">I'll walk. Fifteen minutes, tops.</w:t>
+              <w:t xml:space="preserve">Surprise me. Something good.</w:t>
             </w:r>
           </w:p>
           <w:p>
@@ -5447,7 +5447,7 @@
                 <w:sz w:val="19"/>
                 <w:szCs w:val="19"/>
               </w:rPr>
-              <w:t xml:space="preserve">"Let me send my scout…" · Scout lights up · the strip says on foot · up to 15 min · she asks what you're in the mood for.</w:t>
+              <w:t xml:space="preserve">Scout lights up · cards and numbered pins appear · she names two of them, and those cards light up green.</w:t>
             </w:r>
           </w:p>
         </w:tc>
@@ -5468,6 +5468,197 @@
           <w:szCs w:val="22"/>
         </w:rPr>
         <w:t xml:space="preserve"/>
+      </w:r>
+    </w:p>
+    <w:p>
+      <w:pPr>
+        <w:spacing w:after="80" w:before="40" w:line="264"/>
+      </w:pPr>
+      <w:r>
+        <w:rPr>
+          <w:rFonts w:ascii="Calibri" w:cs="Calibri" w:eastAsia="Calibri" w:hAnsi="Calibri"/>
+          <w:b w:val="false"/>
+          <w:bCs w:val="false"/>
+          <w:i w:val="false"/>
+          <w:iCs w:val="false"/>
+          <w:sz w:val="22"/>
+          <w:szCs w:val="22"/>
+        </w:rPr>
+        <w:t xml:space="preserve">In the 2026-10-12 run-through, naming the city in the first line ("I'm here in Toronto") counted as answering "around here or somewhere else": she went straight to walk or drive. She asked about food before searching in one run of three. If you ask for good ratings, she picks the best-rated cards, not #1 and #2.</w:t>
+      </w:r>
+    </w:p>
+    <w:p>
+      <w:pPr>
+        <w:spacing w:after="80" w:before="40" w:line="264"/>
+      </w:pPr>
+      <w:r>
+        <w:rPr>
+          <w:rFonts w:ascii="Calibri" w:cs="Calibri" w:eastAsia="Calibri" w:hAnsi="Calibri"/>
+          <w:b w:val="false"/>
+          <w:bCs w:val="false"/>
+          <w:i w:val="false"/>
+          <w:iCs w:val="false"/>
+          <w:sz w:val="22"/>
+          <w:szCs w:val="22"/>
+        </w:rPr>
+        <w:t xml:space="preserve">Her first question is "around here, or somewhere else?" because people plan ahead: "I'll be in Toronto next week" moves the map and the search there (the optional page shows it). "Around here" keeps the venue, which the browser's location supplied.</w:t>
+      </w:r>
+    </w:p>
+    <w:p>
+      <w:pPr>
+        <w:spacing w:after="80" w:before="40" w:line="264"/>
+      </w:pPr>
+      <w:r>
+        <w:rPr>
+          <w:rFonts w:ascii="Calibri" w:cs="Calibri" w:eastAsia="Calibri" w:hAnsi="Calibri"/>
+          <w:b w:val="false"/>
+          <w:bCs w:val="false"/>
+          <w:i w:val="false"/>
+          <w:iCs w:val="false"/>
+          <w:sz w:val="22"/>
+          <w:szCs w:val="22"/>
+        </w:rPr>
+        <w:t xml:space="preserve">She says a sentence before she hands off to the Scout and keeps you company while it works; if she ever hands off in silence, the server nudges her to talk. Worst silence in the best probe run: 4.2 s.</w:t>
+      </w:r>
+    </w:p>
+    <w:p>
+      <w:pPr>
+        <w:spacing w:after="80" w:before="40" w:line="264"/>
+      </w:pPr>
+      <w:r>
+        <w:rPr>
+          <w:rFonts w:ascii="Calibri" w:cs="Calibri" w:eastAsia="Calibri" w:hAnsi="Calibri"/>
+          <w:b/>
+          <w:bCs/>
+          <w:i w:val="false"/>
+          <w:iCs w:val="false"/>
+          <w:color w:val="FF5C5C"/>
+          <w:sz w:val="20"/>
+          <w:szCs w:val="20"/>
+        </w:rPr>
+        <w:t xml:space="preserve">GOTCHA  </w:t>
+      </w:r>
+      <w:r>
+        <w:rPr>
+          <w:rFonts w:ascii="Calibri" w:cs="Calibri" w:eastAsia="Calibri" w:hAnsi="Calibri"/>
+          <w:b w:val="false"/>
+          <w:bCs w:val="false"/>
+          <w:i w:val="false"/>
+          <w:iCs w:val="false"/>
+          <w:sz w:val="20"/>
+          <w:szCs w:val="20"/>
+        </w:rPr>
+        <w:t xml:space="preserve">She asks where you are: "Right here at the venue." · Silent over 8 s: "Are you still there?" · She interrupts herself: Stop ▸ tick Hold to talk ▸ Start ▸ hold the button while you speak.</w:t>
+      </w:r>
+    </w:p>
+    <w:p>
+      <w:pPr>
+        <w:pStyle w:val="Heading3"/>
+        <w:keepNext/>
+        <w:spacing w:after="40" w:before="160"/>
+      </w:pPr>
+      <w:r>
+        <w:rPr>
+          <w:rFonts w:ascii="Calibri" w:cs="Calibri" w:eastAsia="Calibri" w:hAnsi="Calibri"/>
+          <w:b/>
+          <w:bCs/>
+          <w:i w:val="false"/>
+          <w:iCs w:val="false"/>
+          <w:color w:val="3D8BFF"/>
+          <w:sz w:val="22"/>
+          <w:szCs w:val="22"/>
+        </w:rPr>
+        <w:t xml:space="preserve">2. Interrupt her, then narrow it down   ·   TAB · DINNER SCOUT PAGE   ·   ~1 min</w:t>
+      </w:r>
+    </w:p>
+    <w:p>
+      <w:pPr>
+        <w:spacing w:after="80" w:before="40" w:line="264"/>
+      </w:pPr>
+      <w:r>
+        <w:rPr>
+          <w:rFonts w:ascii="Calibri" w:cs="Calibri" w:eastAsia="Calibri" w:hAnsi="Calibri"/>
+          <w:b/>
+          <w:bCs/>
+          <w:i w:val="false"/>
+          <w:iCs w:val="false"/>
+          <w:color w:val="2ECC71"/>
+          <w:sz w:val="20"/>
+          <w:szCs w:val="20"/>
+        </w:rPr>
+        <w:t xml:space="preserve">WHY  </w:t>
+      </w:r>
+      <w:r>
+        <w:rPr>
+          <w:rFonts w:ascii="Calibri" w:cs="Calibri" w:eastAsia="Calibri" w:hAnsi="Calibri"/>
+          <w:b w:val="false"/>
+          <w:bCs w:val="false"/>
+          <w:i w:val="false"/>
+          <w:iCs w:val="false"/>
+          <w:sz w:val="22"/>
+          <w:szCs w:val="22"/>
+        </w:rPr>
+        <w:t xml:space="preserve">Proof it's live: you can interrupt it, mid-sentence, and it adjusts. No script survives that.</w:t>
+      </w:r>
+    </w:p>
+    <w:p>
+      <w:pPr>
+        <w:spacing w:after="80" w:before="40" w:line="264"/>
+      </w:pPr>
+      <w:r>
+        <w:rPr>
+          <w:rFonts w:ascii="Calibri" w:cs="Calibri" w:eastAsia="Calibri" w:hAnsi="Calibri"/>
+          <w:b/>
+          <w:bCs/>
+          <w:i w:val="false"/>
+          <w:iCs w:val="false"/>
+          <w:color w:val="2BB3B1"/>
+          <w:sz w:val="20"/>
+          <w:szCs w:val="20"/>
+        </w:rPr>
+        <w:t xml:space="preserve">SAY  </w:t>
+      </w:r>
+      <w:r>
+        <w:rPr>
+          <w:rFonts w:ascii="Calibri" w:cs="Calibri" w:eastAsia="Calibri" w:hAnsi="Calibri"/>
+          <w:b w:val="false"/>
+          <w:bCs w:val="false"/>
+          <w:i/>
+          <w:iCs/>
+          <w:sz w:val="22"/>
+          <w:szCs w:val="22"/>
+        </w:rPr>
+        <w:t xml:space="preserve">I just talked over her, the way you would with a person, and she stopped and listened. That's the Live model: it hears you while it's speaking.</w:t>
+      </w:r>
+    </w:p>
+    <w:p>
+      <w:pPr>
+        <w:spacing w:after="80" w:before="40" w:line="264"/>
+      </w:pPr>
+      <w:r>
+        <w:rPr>
+          <w:rFonts w:ascii="Calibri" w:cs="Calibri" w:eastAsia="Calibri" w:hAnsi="Calibri"/>
+          <w:b/>
+          <w:bCs/>
+          <w:i w:val="false"/>
+          <w:iCs w:val="false"/>
+          <w:color w:val="2BB3B1"/>
+          <w:sz w:val="20"/>
+          <w:szCs w:val="20"/>
+        </w:rPr>
+        <w:t xml:space="preserve">SAY  </w:t>
+      </w:r>
+      <w:r>
+        <w:rPr>
+          <w:rFonts w:ascii="Calibri" w:cs="Calibri" w:eastAsia="Calibri" w:hAnsi="Calibri"/>
+          <w:b w:val="false"/>
+          <w:bCs w:val="false"/>
+          <w:i/>
+          <w:iCs/>
+          <w:sz w:val="22"/>
+          <w:szCs w:val="22"/>
+        </w:rPr>
+        <w:t xml:space="preserve">"Is it a chain" isn't something a map knows. She asks Google Search herself; the sources show at the bottom of the screen.</w:t>
       </w:r>
     </w:p>
     <w:tbl>
@@ -5493,10 +5684,10 @@
           <w:tcPr>
             <w:tcW w:type="dxa" w:w="10080"/>
             <w:tcBorders>
-              <w:top w:val="single" w:color="F28C28" w:sz="12"/>
-              <w:left w:val="single" w:color="F28C28" w:sz="36"/>
-              <w:bottom w:val="single" w:color="F28C28" w:sz="12"/>
-              <w:right w:val="single" w:color="F28C28" w:sz="12"/>
+              <w:top w:val="single" w:color="B07CFF" w:sz="12"/>
+              <w:left w:val="single" w:color="B07CFF" w:sz="12"/>
+              <w:bottom w:val="single" w:color="B07CFF" w:sz="12"/>
+              <w:right w:val="single" w:color="B07CFF" w:sz="12"/>
             </w:tcBorders>
             <w:tcMar>
               <w:top w:type="dxa" w:w="80"/>
@@ -5516,11 +5707,11 @@
                 <w:bCs/>
                 <w:i w:val="false"/>
                 <w:iCs w:val="false"/>
-                <w:color w:val="F28C28"/>
+                <w:color w:val="B07CFF"/>
                 <w:sz w:val="18"/>
                 <w:szCs w:val="18"/>
               </w:rPr>
-              <w:t xml:space="preserve">SPEAK to Dinner Scout</w:t>
+              <w:t xml:space="preserve">DO</w:t>
             </w:r>
           </w:p>
           <w:p>
@@ -5537,38 +5728,7 @@
                 <w:sz w:val="20"/>
                 <w:szCs w:val="20"/>
               </w:rPr>
-              <w:t xml:space="preserve">Surprise me. Something good.</w:t>
-            </w:r>
-          </w:p>
-          <w:p>
-            <w:pPr>
-              <w:spacing w:after="0" w:before="60" w:line="264"/>
-            </w:pPr>
-            <w:r>
-              <w:rPr>
-                <w:rFonts w:ascii="Calibri" w:cs="Calibri" w:eastAsia="Calibri" w:hAnsi="Calibri"/>
-                <w:b/>
-                <w:bCs/>
-                <w:i w:val="false"/>
-                <w:iCs w:val="false"/>
-                <w:color w:val="2ECC71"/>
-                <w:sz w:val="19"/>
-                <w:szCs w:val="19"/>
-              </w:rPr>
-              <w:t xml:space="preserve">→ </w:t>
-            </w:r>
-            <w:r>
-              <w:rPr>
-                <w:rFonts w:ascii="Calibri" w:cs="Calibri" w:eastAsia="Calibri" w:hAnsi="Calibri"/>
-                <w:b w:val="false"/>
-                <w:bCs w:val="false"/>
-                <w:i w:val="false"/>
-                <w:iCs w:val="false"/>
-                <w:color w:val="9AA4B2"/>
-                <w:sz w:val="19"/>
-                <w:szCs w:val="19"/>
-              </w:rPr>
-              <w:t xml:space="preserve">Cards and numbered pins appear. She names #1 and #2, and those two cards light up green.</w:t>
+              <w:t xml:space="preserve">While she's describing a place, cut in. Don't wait for her to finish.</w:t>
             </w:r>
           </w:p>
         </w:tc>
@@ -5589,180 +5749,6 @@
           <w:szCs w:val="22"/>
         </w:rPr>
         <w:t xml:space="preserve"/>
-      </w:r>
-    </w:p>
-    <w:p>
-      <w:pPr>
-        <w:spacing w:after="80" w:before="40" w:line="264"/>
-      </w:pPr>
-      <w:r>
-        <w:rPr>
-          <w:rFonts w:ascii="Calibri" w:cs="Calibri" w:eastAsia="Calibri" w:hAnsi="Calibri"/>
-          <w:b w:val="false"/>
-          <w:bCs w:val="false"/>
-          <w:i w:val="false"/>
-          <w:iCs w:val="false"/>
-          <w:sz w:val="22"/>
-          <w:szCs w:val="22"/>
-        </w:rPr>
-        <w:t xml:space="preserve">Her first question is "around here, or somewhere else?" because people plan ahead: "I'll be in Toronto next week" moves the map and the search there (the optional page shows it). "Around here" keeps the venue, which the browser's location supplied.</w:t>
-      </w:r>
-    </w:p>
-    <w:p>
-      <w:pPr>
-        <w:spacing w:after="80" w:before="40" w:line="264"/>
-      </w:pPr>
-      <w:r>
-        <w:rPr>
-          <w:rFonts w:ascii="Calibri" w:cs="Calibri" w:eastAsia="Calibri" w:hAnsi="Calibri"/>
-          <w:b w:val="false"/>
-          <w:bCs w:val="false"/>
-          <w:i w:val="false"/>
-          <w:iCs w:val="false"/>
-          <w:sz w:val="22"/>
-          <w:szCs w:val="22"/>
-        </w:rPr>
-        <w:t xml:space="preserve">She says a sentence before she hands off to the Scout and keeps you company while it works; if she ever hands off in silence, the server nudges her to talk. Worst silence in the best probe run: 4.2 s.</w:t>
-      </w:r>
-    </w:p>
-    <w:p>
-      <w:pPr>
-        <w:spacing w:after="80" w:before="40" w:line="264"/>
-      </w:pPr>
-      <w:r>
-        <w:rPr>
-          <w:rFonts w:ascii="Calibri" w:cs="Calibri" w:eastAsia="Calibri" w:hAnsi="Calibri"/>
-          <w:b/>
-          <w:bCs/>
-          <w:i w:val="false"/>
-          <w:iCs w:val="false"/>
-          <w:color w:val="FF5C5C"/>
-          <w:sz w:val="20"/>
-          <w:szCs w:val="20"/>
-        </w:rPr>
-        <w:t xml:space="preserve">GOTCHA  </w:t>
-      </w:r>
-      <w:r>
-        <w:rPr>
-          <w:rFonts w:ascii="Calibri" w:cs="Calibri" w:eastAsia="Calibri" w:hAnsi="Calibri"/>
-          <w:b w:val="false"/>
-          <w:bCs w:val="false"/>
-          <w:i w:val="false"/>
-          <w:iCs w:val="false"/>
-          <w:sz w:val="20"/>
-          <w:szCs w:val="20"/>
-        </w:rPr>
-        <w:t xml:space="preserve">She asks where you are: "Right here at the venue." · Silent over 8 s: "Are you still there?" · She interrupts herself: Stop ▸ tick Hold to talk ▸ Start ▸ hold the button while you speak.</w:t>
-      </w:r>
-    </w:p>
-    <w:p>
-      <w:pPr>
-        <w:pStyle w:val="Heading3"/>
-        <w:keepNext/>
-        <w:spacing w:after="40" w:before="160"/>
-      </w:pPr>
-      <w:r>
-        <w:rPr>
-          <w:rFonts w:ascii="Calibri" w:cs="Calibri" w:eastAsia="Calibri" w:hAnsi="Calibri"/>
-          <w:b/>
-          <w:bCs/>
-          <w:i w:val="false"/>
-          <w:iCs w:val="false"/>
-          <w:color w:val="3D8BFF"/>
-          <w:sz w:val="22"/>
-          <w:szCs w:val="22"/>
-        </w:rPr>
-        <w:t xml:space="preserve">2. Interrupt her, then narrow it down   ·   TAB · DINNER SCOUT PAGE   ·   ~1 min</w:t>
-      </w:r>
-    </w:p>
-    <w:p>
-      <w:pPr>
-        <w:spacing w:after="80" w:before="40" w:line="264"/>
-      </w:pPr>
-      <w:r>
-        <w:rPr>
-          <w:rFonts w:ascii="Calibri" w:cs="Calibri" w:eastAsia="Calibri" w:hAnsi="Calibri"/>
-          <w:b/>
-          <w:bCs/>
-          <w:i w:val="false"/>
-          <w:iCs w:val="false"/>
-          <w:color w:val="2ECC71"/>
-          <w:sz w:val="20"/>
-          <w:szCs w:val="20"/>
-        </w:rPr>
-        <w:t xml:space="preserve">WHY  </w:t>
-      </w:r>
-      <w:r>
-        <w:rPr>
-          <w:rFonts w:ascii="Calibri" w:cs="Calibri" w:eastAsia="Calibri" w:hAnsi="Calibri"/>
-          <w:b w:val="false"/>
-          <w:bCs w:val="false"/>
-          <w:i w:val="false"/>
-          <w:iCs w:val="false"/>
-          <w:sz w:val="22"/>
-          <w:szCs w:val="22"/>
-        </w:rPr>
-        <w:t xml:space="preserve">Proof it's live: you can interrupt it, mid-sentence, and it adjusts. No script survives that.</w:t>
-      </w:r>
-    </w:p>
-    <w:p>
-      <w:pPr>
-        <w:spacing w:after="80" w:before="40" w:line="264"/>
-      </w:pPr>
-      <w:r>
-        <w:rPr>
-          <w:rFonts w:ascii="Calibri" w:cs="Calibri" w:eastAsia="Calibri" w:hAnsi="Calibri"/>
-          <w:b/>
-          <w:bCs/>
-          <w:i w:val="false"/>
-          <w:iCs w:val="false"/>
-          <w:color w:val="2BB3B1"/>
-          <w:sz w:val="20"/>
-          <w:szCs w:val="20"/>
-        </w:rPr>
-        <w:t xml:space="preserve">SAY  </w:t>
-      </w:r>
-      <w:r>
-        <w:rPr>
-          <w:rFonts w:ascii="Calibri" w:cs="Calibri" w:eastAsia="Calibri" w:hAnsi="Calibri"/>
-          <w:b w:val="false"/>
-          <w:bCs w:val="false"/>
-          <w:i/>
-          <w:iCs/>
-          <w:sz w:val="22"/>
-          <w:szCs w:val="22"/>
-        </w:rPr>
-        <w:t xml:space="preserve">I just talked over her, the way you would with a person, and she stopped and listened. That's the Live model: it hears you while it's speaking.</w:t>
-      </w:r>
-    </w:p>
-    <w:p>
-      <w:pPr>
-        <w:spacing w:after="80" w:before="40" w:line="264"/>
-      </w:pPr>
-      <w:r>
-        <w:rPr>
-          <w:rFonts w:ascii="Calibri" w:cs="Calibri" w:eastAsia="Calibri" w:hAnsi="Calibri"/>
-          <w:b/>
-          <w:bCs/>
-          <w:i w:val="false"/>
-          <w:iCs w:val="false"/>
-          <w:color w:val="2BB3B1"/>
-          <w:sz w:val="20"/>
-          <w:szCs w:val="20"/>
-        </w:rPr>
-        <w:t xml:space="preserve">SAY  </w:t>
-      </w:r>
-      <w:r>
-        <w:rPr>
-          <w:rFonts w:ascii="Calibri" w:cs="Calibri" w:eastAsia="Calibri" w:hAnsi="Calibri"/>
-          <w:b w:val="false"/>
-          <w:bCs w:val="false"/>
-          <w:i/>
-          <w:iCs/>
-          <w:sz w:val="22"/>
-          <w:szCs w:val="22"/>
-        </w:rPr>
-        <w:t xml:space="preserve">"Is it a chain" isn't something a map knows. She asks Google Search herself; the sources show at the bottom of the screen.</w:t>
       </w:r>
     </w:p>
     <w:tbl>
@@ -5788,10 +5774,10 @@
           <w:tcPr>
             <w:tcW w:type="dxa" w:w="10080"/>
             <w:tcBorders>
-              <w:top w:val="single" w:color="B07CFF" w:sz="12"/>
-              <w:left w:val="single" w:color="B07CFF" w:sz="12"/>
-              <w:bottom w:val="single" w:color="B07CFF" w:sz="12"/>
-              <w:right w:val="single" w:color="B07CFF" w:sz="12"/>
+              <w:top w:val="single" w:color="F28C28" w:sz="12"/>
+              <w:left w:val="single" w:color="F28C28" w:sz="36"/>
+              <w:bottom w:val="single" w:color="F28C28" w:sz="12"/>
+              <w:right w:val="single" w:color="F28C28" w:sz="12"/>
             </w:tcBorders>
             <w:tcMar>
               <w:top w:type="dxa" w:w="80"/>
@@ -5811,11 +5797,11 @@
                 <w:bCs/>
                 <w:i w:val="false"/>
                 <w:iCs w:val="false"/>
-                <w:color w:val="B07CFF"/>
+                <w:color w:val="F28C28"/>
                 <w:sz w:val="18"/>
                 <w:szCs w:val="18"/>
               </w:rPr>
-              <w:t xml:space="preserve">DO</w:t>
+              <w:t xml:space="preserve">SPEAK to Dinner Scout</w:t>
             </w:r>
           </w:p>
           <w:p>
@@ -5832,7 +5818,38 @@
                 <w:sz w:val="20"/>
                 <w:szCs w:val="20"/>
               </w:rPr>
-              <w:t xml:space="preserve">While she's describing a place, cut in. Don't wait for her to finish.</w:t>
+              <w:t xml:space="preserve">Actually, no chains.</w:t>
+            </w:r>
+          </w:p>
+          <w:p>
+            <w:pPr>
+              <w:spacing w:after="0" w:before="60" w:line="264"/>
+            </w:pPr>
+            <w:r>
+              <w:rPr>
+                <w:rFonts w:ascii="Calibri" w:cs="Calibri" w:eastAsia="Calibri" w:hAnsi="Calibri"/>
+                <w:b/>
+                <w:bCs/>
+                <w:i w:val="false"/>
+                <w:iCs w:val="false"/>
+                <w:color w:val="2ECC71"/>
+                <w:sz w:val="19"/>
+                <w:szCs w:val="19"/>
+              </w:rPr>
+              <w:t xml:space="preserve">→ </w:t>
+            </w:r>
+            <w:r>
+              <w:rPr>
+                <w:rFonts w:ascii="Calibri" w:cs="Calibri" w:eastAsia="Calibri" w:hAnsi="Calibri"/>
+                <w:b w:val="false"/>
+                <w:bCs w:val="false"/>
+                <w:i w:val="false"/>
+                <w:iCs w:val="false"/>
+                <w:color w:val="9AA4B2"/>
+                <w:sz w:val="19"/>
+                <w:szCs w:val="19"/>
+              </w:rPr>
+              <w:t xml:space="preserve">She stops within a second (her caption ends in "interrupted"). She checks with Google Search (sources appear at the bottom) or sends the Scout again.</w:t>
             </w:r>
           </w:p>
         </w:tc>
@@ -5878,10 +5895,10 @@
           <w:tcPr>
             <w:tcW w:type="dxa" w:w="10080"/>
             <w:tcBorders>
-              <w:top w:val="single" w:color="F28C28" w:sz="12"/>
-              <w:left w:val="single" w:color="F28C28" w:sz="36"/>
-              <w:bottom w:val="single" w:color="F28C28" w:sz="12"/>
-              <w:right w:val="single" w:color="F28C28" w:sz="12"/>
+              <w:top w:val="single" w:color="2BB3B1" w:sz="12"/>
+              <w:left w:val="single" w:color="2BB3B1" w:sz="12"/>
+              <w:bottom w:val="single" w:color="2BB3B1" w:sz="12"/>
+              <w:right w:val="single" w:color="2BB3B1" w:sz="12"/>
             </w:tcBorders>
             <w:tcMar>
               <w:top w:type="dxa" w:w="80"/>
@@ -5901,11 +5918,11 @@
                 <w:bCs/>
                 <w:i w:val="false"/>
                 <w:iCs w:val="false"/>
-                <w:color w:val="F28C28"/>
+                <w:color w:val="2BB3B1"/>
                 <w:sz w:val="18"/>
                 <w:szCs w:val="18"/>
               </w:rPr>
-              <w:t xml:space="preserve">SPEAK to Dinner Scout</w:t>
+              <w:t xml:space="preserve">SAY</w:t>
             </w:r>
           </w:p>
           <w:p>
@@ -5917,43 +5934,12 @@
                 <w:rFonts w:ascii="Calibri" w:cs="Calibri" w:eastAsia="Calibri" w:hAnsi="Calibri"/>
                 <w:b w:val="false"/>
                 <w:bCs w:val="false"/>
-                <w:i w:val="false"/>
-                <w:iCs w:val="false"/>
+                <w:i/>
+                <w:iCs/>
                 <w:sz w:val="20"/>
                 <w:szCs w:val="20"/>
               </w:rPr>
-              <w:t xml:space="preserve">Actually, no chains.</w:t>
-            </w:r>
-          </w:p>
-          <w:p>
-            <w:pPr>
-              <w:spacing w:after="0" w:before="60" w:line="264"/>
-            </w:pPr>
-            <w:r>
-              <w:rPr>
-                <w:rFonts w:ascii="Calibri" w:cs="Calibri" w:eastAsia="Calibri" w:hAnsi="Calibri"/>
-                <w:b/>
-                <w:bCs/>
-                <w:i w:val="false"/>
-                <w:iCs w:val="false"/>
-                <w:color w:val="2ECC71"/>
-                <w:sz w:val="19"/>
-                <w:szCs w:val="19"/>
-              </w:rPr>
-              <w:t xml:space="preserve">→ </w:t>
-            </w:r>
-            <w:r>
-              <w:rPr>
-                <w:rFonts w:ascii="Calibri" w:cs="Calibri" w:eastAsia="Calibri" w:hAnsi="Calibri"/>
-                <w:b w:val="false"/>
-                <w:bCs w:val="false"/>
-                <w:i w:val="false"/>
-                <w:iCs w:val="false"/>
-                <w:color w:val="9AA4B2"/>
-                <w:sz w:val="19"/>
-                <w:szCs w:val="19"/>
-              </w:rPr>
-              <w:t xml:space="preserve">She stops within a second (her caption ends in "interrupted"). She checks with Google Search (sources appear at the bottom) or sends the Scout again.</w:t>
+              <w:t xml:space="preserve">I just talked over her, the way you would with a person. She stopped and listened.</w:t>
             </w:r>
           </w:p>
         </w:tc>
@@ -5999,10 +5985,10 @@
           <w:tcPr>
             <w:tcW w:type="dxa" w:w="10080"/>
             <w:tcBorders>
-              <w:top w:val="single" w:color="2BB3B1" w:sz="12"/>
-              <w:left w:val="single" w:color="2BB3B1" w:sz="12"/>
-              <w:bottom w:val="single" w:color="2BB3B1" w:sz="12"/>
-              <w:right w:val="single" w:color="2BB3B1" w:sz="12"/>
+              <w:top w:val="single" w:color="F28C28" w:sz="12"/>
+              <w:left w:val="single" w:color="F28C28" w:sz="36"/>
+              <w:bottom w:val="single" w:color="F28C28" w:sz="12"/>
+              <w:right w:val="single" w:color="F28C28" w:sz="12"/>
             </w:tcBorders>
             <w:tcMar>
               <w:top w:type="dxa" w:w="80"/>
@@ -6022,11 +6008,11 @@
                 <w:bCs/>
                 <w:i w:val="false"/>
                 <w:iCs w:val="false"/>
-                <w:color w:val="2BB3B1"/>
+                <w:color w:val="F28C28"/>
                 <w:sz w:val="18"/>
                 <w:szCs w:val="18"/>
               </w:rPr>
-              <w:t xml:space="preserve">SAY</w:t>
+              <w:t xml:space="preserve">SPEAK to Dinner Scout</w:t>
             </w:r>
           </w:p>
           <w:p>
@@ -6038,12 +6024,43 @@
                 <w:rFonts w:ascii="Calibri" w:cs="Calibri" w:eastAsia="Calibri" w:hAnsi="Calibri"/>
                 <w:b w:val="false"/>
                 <w:bCs w:val="false"/>
-                <w:i/>
-                <w:iCs/>
+                <w:i w:val="false"/>
+                <w:iCs w:val="false"/>
                 <w:sz w:val="20"/>
                 <w:szCs w:val="20"/>
               </w:rPr>
-              <w:t xml:space="preserve">I just talked over her, the way you would with a person. She stopped and listened.</w:t>
+              <w:t xml:space="preserve">And somewhere quiet enough to talk. Open now.</w:t>
+            </w:r>
+          </w:p>
+          <w:p>
+            <w:pPr>
+              <w:spacing w:after="0" w:before="60" w:line="264"/>
+            </w:pPr>
+            <w:r>
+              <w:rPr>
+                <w:rFonts w:ascii="Calibri" w:cs="Calibri" w:eastAsia="Calibri" w:hAnsi="Calibri"/>
+                <w:b/>
+                <w:bCs/>
+                <w:i w:val="false"/>
+                <w:iCs w:val="false"/>
+                <w:color w:val="2ECC71"/>
+                <w:sz w:val="19"/>
+                <w:szCs w:val="19"/>
+              </w:rPr>
+              <w:t xml:space="preserve">→ </w:t>
+            </w:r>
+            <w:r>
+              <w:rPr>
+                <w:rFonts w:ascii="Calibri" w:cs="Calibri" w:eastAsia="Calibri" w:hAnsi="Calibri"/>
+                <w:b w:val="false"/>
+                <w:bCs w:val="false"/>
+                <w:i w:val="false"/>
+                <w:iCs w:val="false"/>
+                <w:color w:val="9AA4B2"/>
+                <w:sz w:val="19"/>
+                <w:szCs w:val="19"/>
+              </w:rPr>
+              <w:t xml:space="preserve">Scout lights up again · new cards, numbered from 1 · she names the top two.</w:t>
             </w:r>
           </w:p>
         </w:tc>
@@ -6064,6 +6081,146 @@
           <w:szCs w:val="22"/>
         </w:rPr>
         <w:t xml:space="preserve"/>
+      </w:r>
+    </w:p>
+    <w:p>
+      <w:pPr>
+        <w:spacing w:after="80" w:before="40" w:line="264"/>
+      </w:pPr>
+      <w:r>
+        <w:rPr>
+          <w:rFonts w:ascii="Calibri" w:cs="Calibri" w:eastAsia="Calibri" w:hAnsi="Calibri"/>
+          <w:b/>
+          <w:bCs/>
+          <w:i w:val="false"/>
+          <w:iCs w:val="false"/>
+          <w:color w:val="FF5C5C"/>
+          <w:sz w:val="20"/>
+          <w:szCs w:val="20"/>
+        </w:rPr>
+        <w:t xml:space="preserve">GOTCHA  </w:t>
+      </w:r>
+      <w:r>
+        <w:rPr>
+          <w:rFonts w:ascii="Calibri" w:cs="Calibri" w:eastAsia="Calibri" w:hAnsi="Calibri"/>
+          <w:b w:val="false"/>
+          <w:bCs w:val="false"/>
+          <w:i w:val="false"/>
+          <w:iCs w:val="false"/>
+          <w:sz w:val="20"/>
+          <w:szCs w:val="20"/>
+        </w:rPr>
+        <w:t xml:space="preserve">She keeps talking: stop, wait a beat, say it again shorter: "No chains." · She calls a place "not really a chain": let it go; a chain means more than a handful of locations.</w:t>
+      </w:r>
+    </w:p>
+    <w:p>
+      <w:pPr>
+        <w:pStyle w:val="Heading3"/>
+        <w:keepNext/>
+        <w:spacing w:after="40" w:before="160"/>
+      </w:pPr>
+      <w:r>
+        <w:rPr>
+          <w:rFonts w:ascii="Calibri" w:cs="Calibri" w:eastAsia="Calibri" w:hAnsi="Calibri"/>
+          <w:b/>
+          <w:bCs/>
+          <w:i w:val="false"/>
+          <w:iCs w:val="false"/>
+          <w:color w:val="3D8BFF"/>
+          <w:sz w:val="22"/>
+          <w:szCs w:val="22"/>
+        </w:rPr>
+        <w:t xml:space="preserve">3. Who it's for: a colleague in a wheelchair   ·   TAB · DINNER SCOUT PAGE   ·   ~0.75 min</w:t>
+      </w:r>
+    </w:p>
+    <w:p>
+      <w:pPr>
+        <w:spacing w:after="80" w:before="40" w:line="264"/>
+      </w:pPr>
+      <w:r>
+        <w:rPr>
+          <w:rFonts w:ascii="Calibri" w:cs="Calibri" w:eastAsia="Calibri" w:hAnsi="Calibri"/>
+          <w:b/>
+          <w:bCs/>
+          <w:i w:val="false"/>
+          <w:iCs w:val="false"/>
+          <w:color w:val="2ECC71"/>
+          <w:sz w:val="20"/>
+          <w:szCs w:val="20"/>
+        </w:rPr>
+        <w:t xml:space="preserve">WHY  </w:t>
+      </w:r>
+      <w:r>
+        <w:rPr>
+          <w:rFonts w:ascii="Calibri" w:cs="Calibri" w:eastAsia="Calibri" w:hAnsi="Calibri"/>
+          <w:b w:val="false"/>
+          <w:bCs w:val="false"/>
+          <w:i w:val="false"/>
+          <w:iCs w:val="false"/>
+          <w:sz w:val="22"/>
+          <w:szCs w:val="22"/>
+        </w:rPr>
+        <w:t xml:space="preserve">The impact beat: the same question that decides whether a colleague can come to dinner at all. It quietly echoes Challenge 4's finding about wheelchair access in shelters.</w:t>
+      </w:r>
+    </w:p>
+    <w:p>
+      <w:pPr>
+        <w:spacing w:after="80" w:before="40" w:line="264"/>
+      </w:pPr>
+      <w:r>
+        <w:rPr>
+          <w:rFonts w:ascii="Calibri" w:cs="Calibri" w:eastAsia="Calibri" w:hAnsi="Calibri"/>
+          <w:b/>
+          <w:bCs/>
+          <w:i w:val="false"/>
+          <w:iCs w:val="false"/>
+          <w:color w:val="2BB3B1"/>
+          <w:sz w:val="20"/>
+          <w:szCs w:val="20"/>
+        </w:rPr>
+        <w:t xml:space="preserve">SAY  </w:t>
+      </w:r>
+      <w:r>
+        <w:rPr>
+          <w:rFonts w:ascii="Calibri" w:cs="Calibri" w:eastAsia="Calibri" w:hAnsi="Calibri"/>
+          <w:b w:val="false"/>
+          <w:bCs w:val="false"/>
+          <w:i/>
+          <w:iCs/>
+          <w:sz w:val="22"/>
+          <w:szCs w:val="22"/>
+        </w:rPr>
+        <w:t xml:space="preserve">This is the question that decides whether my colleague comes to dinner at all. That's Google Maps' own accessibility data, entrance, restroom, seating, and when it doesn't know, she says so instead of guessing.</w:t>
+      </w:r>
+    </w:p>
+    <w:p>
+      <w:pPr>
+        <w:spacing w:after="80" w:before="40" w:line="264"/>
+      </w:pPr>
+      <w:r>
+        <w:rPr>
+          <w:rFonts w:ascii="Calibri" w:cs="Calibri" w:eastAsia="Calibri" w:hAnsi="Calibri"/>
+          <w:b/>
+          <w:bCs/>
+          <w:i w:val="false"/>
+          <w:iCs w:val="false"/>
+          <w:color w:val="2BB3B1"/>
+          <w:sz w:val="20"/>
+          <w:szCs w:val="20"/>
+        </w:rPr>
+        <w:t xml:space="preserve">SAY  </w:t>
+      </w:r>
+      <w:r>
+        <w:rPr>
+          <w:rFonts w:ascii="Calibri" w:cs="Calibri" w:eastAsia="Calibri" w:hAnsi="Calibri"/>
+          <w:b w:val="false"/>
+          <w:bCs w:val="false"/>
+          <w:i/>
+          <w:iCs/>
+          <w:sz w:val="22"/>
+          <w:szCs w:val="22"/>
+        </w:rPr>
+        <w:t xml:space="preserve">If you're on the evacuation challenge today: you'll meet exactly this gap in the shelter data.</w:t>
       </w:r>
     </w:p>
     <w:tbl>
@@ -6133,7 +6290,7 @@
                 <w:sz w:val="20"/>
                 <w:szCs w:val="20"/>
               </w:rPr>
-              <w:t xml:space="preserve">And somewhere quiet enough to talk. Open now.</w:t>
+              <w:t xml:space="preserve">My colleague uses a wheelchair. Which of these works?</w:t>
             </w:r>
           </w:p>
           <w:p>
@@ -6164,7 +6321,7 @@
                 <w:sz w:val="19"/>
                 <w:szCs w:val="19"/>
               </w:rPr>
-              <w:t xml:space="preserve">Scout lights up again · new cards, numbered from 1 · she names the top two.</w:t>
+              <w:t xml:space="preserve">She answers from the cards' ♿ tags: entrance, restroom, seating. When Google Maps doesn't know, she says so.</w:t>
             </w:r>
           </w:p>
         </w:tc>
@@ -6185,146 +6342,6 @@
           <w:szCs w:val="22"/>
         </w:rPr>
         <w:t xml:space="preserve"/>
-      </w:r>
-    </w:p>
-    <w:p>
-      <w:pPr>
-        <w:spacing w:after="80" w:before="40" w:line="264"/>
-      </w:pPr>
-      <w:r>
-        <w:rPr>
-          <w:rFonts w:ascii="Calibri" w:cs="Calibri" w:eastAsia="Calibri" w:hAnsi="Calibri"/>
-          <w:b/>
-          <w:bCs/>
-          <w:i w:val="false"/>
-          <w:iCs w:val="false"/>
-          <w:color w:val="FF5C5C"/>
-          <w:sz w:val="20"/>
-          <w:szCs w:val="20"/>
-        </w:rPr>
-        <w:t xml:space="preserve">GOTCHA  </w:t>
-      </w:r>
-      <w:r>
-        <w:rPr>
-          <w:rFonts w:ascii="Calibri" w:cs="Calibri" w:eastAsia="Calibri" w:hAnsi="Calibri"/>
-          <w:b w:val="false"/>
-          <w:bCs w:val="false"/>
-          <w:i w:val="false"/>
-          <w:iCs w:val="false"/>
-          <w:sz w:val="20"/>
-          <w:szCs w:val="20"/>
-        </w:rPr>
-        <w:t xml:space="preserve">She keeps talking: stop, wait a beat, say it again shorter: "No chains." · She calls a place "not really a chain": let it go; a chain means more than a handful of locations.</w:t>
-      </w:r>
-    </w:p>
-    <w:p>
-      <w:pPr>
-        <w:pStyle w:val="Heading3"/>
-        <w:keepNext/>
-        <w:spacing w:after="40" w:before="160"/>
-      </w:pPr>
-      <w:r>
-        <w:rPr>
-          <w:rFonts w:ascii="Calibri" w:cs="Calibri" w:eastAsia="Calibri" w:hAnsi="Calibri"/>
-          <w:b/>
-          <w:bCs/>
-          <w:i w:val="false"/>
-          <w:iCs w:val="false"/>
-          <w:color w:val="3D8BFF"/>
-          <w:sz w:val="22"/>
-          <w:szCs w:val="22"/>
-        </w:rPr>
-        <w:t xml:space="preserve">3. Who it's for: a colleague in a wheelchair   ·   TAB · DINNER SCOUT PAGE   ·   ~0.75 min</w:t>
-      </w:r>
-    </w:p>
-    <w:p>
-      <w:pPr>
-        <w:spacing w:after="80" w:before="40" w:line="264"/>
-      </w:pPr>
-      <w:r>
-        <w:rPr>
-          <w:rFonts w:ascii="Calibri" w:cs="Calibri" w:eastAsia="Calibri" w:hAnsi="Calibri"/>
-          <w:b/>
-          <w:bCs/>
-          <w:i w:val="false"/>
-          <w:iCs w:val="false"/>
-          <w:color w:val="2ECC71"/>
-          <w:sz w:val="20"/>
-          <w:szCs w:val="20"/>
-        </w:rPr>
-        <w:t xml:space="preserve">WHY  </w:t>
-      </w:r>
-      <w:r>
-        <w:rPr>
-          <w:rFonts w:ascii="Calibri" w:cs="Calibri" w:eastAsia="Calibri" w:hAnsi="Calibri"/>
-          <w:b w:val="false"/>
-          <w:bCs w:val="false"/>
-          <w:i w:val="false"/>
-          <w:iCs w:val="false"/>
-          <w:sz w:val="22"/>
-          <w:szCs w:val="22"/>
-        </w:rPr>
-        <w:t xml:space="preserve">The impact beat: the same question that decides whether a colleague can come to dinner at all. It quietly echoes Challenge 4's finding about wheelchair access in shelters.</w:t>
-      </w:r>
-    </w:p>
-    <w:p>
-      <w:pPr>
-        <w:spacing w:after="80" w:before="40" w:line="264"/>
-      </w:pPr>
-      <w:r>
-        <w:rPr>
-          <w:rFonts w:ascii="Calibri" w:cs="Calibri" w:eastAsia="Calibri" w:hAnsi="Calibri"/>
-          <w:b/>
-          <w:bCs/>
-          <w:i w:val="false"/>
-          <w:iCs w:val="false"/>
-          <w:color w:val="2BB3B1"/>
-          <w:sz w:val="20"/>
-          <w:szCs w:val="20"/>
-        </w:rPr>
-        <w:t xml:space="preserve">SAY  </w:t>
-      </w:r>
-      <w:r>
-        <w:rPr>
-          <w:rFonts w:ascii="Calibri" w:cs="Calibri" w:eastAsia="Calibri" w:hAnsi="Calibri"/>
-          <w:b w:val="false"/>
-          <w:bCs w:val="false"/>
-          <w:i/>
-          <w:iCs/>
-          <w:sz w:val="22"/>
-          <w:szCs w:val="22"/>
-        </w:rPr>
-        <w:t xml:space="preserve">This is the question that decides whether my colleague comes to dinner at all. That's Google Maps' own accessibility data, entrance, restroom, seating, and when it doesn't know, she says so instead of guessing.</w:t>
-      </w:r>
-    </w:p>
-    <w:p>
-      <w:pPr>
-        <w:spacing w:after="80" w:before="40" w:line="264"/>
-      </w:pPr>
-      <w:r>
-        <w:rPr>
-          <w:rFonts w:ascii="Calibri" w:cs="Calibri" w:eastAsia="Calibri" w:hAnsi="Calibri"/>
-          <w:b/>
-          <w:bCs/>
-          <w:i w:val="false"/>
-          <w:iCs w:val="false"/>
-          <w:color w:val="2BB3B1"/>
-          <w:sz w:val="20"/>
-          <w:szCs w:val="20"/>
-        </w:rPr>
-        <w:t xml:space="preserve">SAY  </w:t>
-      </w:r>
-      <w:r>
-        <w:rPr>
-          <w:rFonts w:ascii="Calibri" w:cs="Calibri" w:eastAsia="Calibri" w:hAnsi="Calibri"/>
-          <w:b w:val="false"/>
-          <w:bCs w:val="false"/>
-          <w:i/>
-          <w:iCs/>
-          <w:sz w:val="22"/>
-          <w:szCs w:val="22"/>
-        </w:rPr>
-        <w:t xml:space="preserve">If you're on the evacuation challenge today: you'll meet exactly this gap in the shelter data.</w:t>
       </w:r>
     </w:p>
     <w:tbl>
@@ -6350,10 +6367,10 @@
           <w:tcPr>
             <w:tcW w:type="dxa" w:w="10080"/>
             <w:tcBorders>
-              <w:top w:val="single" w:color="F28C28" w:sz="12"/>
-              <w:left w:val="single" w:color="F28C28" w:sz="36"/>
-              <w:bottom w:val="single" w:color="F28C28" w:sz="12"/>
-              <w:right w:val="single" w:color="F28C28" w:sz="12"/>
+              <w:top w:val="single" w:color="2BB3B1" w:sz="12"/>
+              <w:left w:val="single" w:color="2BB3B1" w:sz="12"/>
+              <w:bottom w:val="single" w:color="2BB3B1" w:sz="12"/>
+              <w:right w:val="single" w:color="2BB3B1" w:sz="12"/>
             </w:tcBorders>
             <w:tcMar>
               <w:top w:type="dxa" w:w="80"/>
@@ -6373,11 +6390,11 @@
                 <w:bCs/>
                 <w:i w:val="false"/>
                 <w:iCs w:val="false"/>
-                <w:color w:val="F28C28"/>
+                <w:color w:val="2BB3B1"/>
                 <w:sz w:val="18"/>
                 <w:szCs w:val="18"/>
               </w:rPr>
-              <w:t xml:space="preserve">SPEAK to Dinner Scout</w:t>
+              <w:t xml:space="preserve">SAY</w:t>
             </w:r>
           </w:p>
           <w:p>
@@ -6389,43 +6406,12 @@
                 <w:rFonts w:ascii="Calibri" w:cs="Calibri" w:eastAsia="Calibri" w:hAnsi="Calibri"/>
                 <w:b w:val="false"/>
                 <w:bCs w:val="false"/>
-                <w:i w:val="false"/>
-                <w:iCs w:val="false"/>
+                <w:i/>
+                <w:iCs/>
                 <w:sz w:val="20"/>
                 <w:szCs w:val="20"/>
               </w:rPr>
-              <w:t xml:space="preserve">My colleague uses a wheelchair. Which of these works?</w:t>
-            </w:r>
-          </w:p>
-          <w:p>
-            <w:pPr>
-              <w:spacing w:after="0" w:before="60" w:line="264"/>
-            </w:pPr>
-            <w:r>
-              <w:rPr>
-                <w:rFonts w:ascii="Calibri" w:cs="Calibri" w:eastAsia="Calibri" w:hAnsi="Calibri"/>
-                <w:b/>
-                <w:bCs/>
-                <w:i w:val="false"/>
-                <w:iCs w:val="false"/>
-                <w:color w:val="2ECC71"/>
-                <w:sz w:val="19"/>
-                <w:szCs w:val="19"/>
-              </w:rPr>
-              <w:t xml:space="preserve">→ </w:t>
-            </w:r>
-            <w:r>
-              <w:rPr>
-                <w:rFonts w:ascii="Calibri" w:cs="Calibri" w:eastAsia="Calibri" w:hAnsi="Calibri"/>
-                <w:b w:val="false"/>
-                <w:bCs w:val="false"/>
-                <w:i w:val="false"/>
-                <w:iCs w:val="false"/>
-                <w:color w:val="9AA4B2"/>
-                <w:sz w:val="19"/>
-                <w:szCs w:val="19"/>
-              </w:rPr>
-              <w:t xml:space="preserve">She answers from the cards' ♿ tags: entrance, restroom, seating. When Google Maps doesn't know, she says so.</w:t>
+              <w:t xml:space="preserve">That's Google Maps' own accessibility data. And when it doesn't know, she says so instead of guessing.</w:t>
             </w:r>
           </w:p>
         </w:tc>
@@ -6446,6 +6432,116 @@
           <w:szCs w:val="22"/>
         </w:rPr>
         <w:t xml:space="preserve"/>
+      </w:r>
+    </w:p>
+    <w:p>
+      <w:pPr>
+        <w:spacing w:after="80" w:before="40" w:line="264"/>
+      </w:pPr>
+      <w:r>
+        <w:rPr>
+          <w:rFonts w:ascii="Calibri" w:cs="Calibri" w:eastAsia="Calibri" w:hAnsi="Calibri"/>
+          <w:b/>
+          <w:bCs/>
+          <w:i w:val="false"/>
+          <w:iCs w:val="false"/>
+          <w:color w:val="FF5C5C"/>
+          <w:sz w:val="20"/>
+          <w:szCs w:val="20"/>
+        </w:rPr>
+        <w:t xml:space="preserve">GOTCHA  </w:t>
+      </w:r>
+      <w:r>
+        <w:rPr>
+          <w:rFonts w:ascii="Calibri" w:cs="Calibri" w:eastAsia="Calibri" w:hAnsi="Calibri"/>
+          <w:b w:val="false"/>
+          <w:bCs w:val="false"/>
+          <w:i w:val="false"/>
+          <w:iCs w:val="false"/>
+          <w:sz w:val="20"/>
+          <w:szCs w:val="20"/>
+        </w:rPr>
+        <w:t xml:space="preserve">She names a place that isn't on a card: "Which of the ones on the screen?"</w:t>
+      </w:r>
+    </w:p>
+    <w:p>
+      <w:pPr>
+        <w:pStyle w:val="Heading3"/>
+        <w:keepNext/>
+        <w:spacing w:after="40" w:before="160"/>
+      </w:pPr>
+      <w:r>
+        <w:rPr>
+          <w:rFonts w:ascii="Calibri" w:cs="Calibri" w:eastAsia="Calibri" w:hAnsi="Calibri"/>
+          <w:b/>
+          <w:bCs/>
+          <w:i w:val="false"/>
+          <w:iCs w:val="false"/>
+          <w:color w:val="3D8BFF"/>
+          <w:sz w:val="22"/>
+          <w:szCs w:val="22"/>
+        </w:rPr>
+        <w:t xml:space="preserve">4. Optional: somewhere else, next week   ·   TAB · DINNER SCOUT PAGE   ·   ~0.5 min   ·   optional</w:t>
+      </w:r>
+    </w:p>
+    <w:p>
+      <w:pPr>
+        <w:spacing w:after="80" w:before="40" w:line="264"/>
+      </w:pPr>
+      <w:r>
+        <w:rPr>
+          <w:rFonts w:ascii="Calibri" w:cs="Calibri" w:eastAsia="Calibri" w:hAnsi="Calibri"/>
+          <w:b/>
+          <w:bCs/>
+          <w:i w:val="false"/>
+          <w:iCs w:val="false"/>
+          <w:color w:val="2ECC71"/>
+          <w:sz w:val="20"/>
+          <w:szCs w:val="20"/>
+        </w:rPr>
+        <w:t xml:space="preserve">WHY  </w:t>
+      </w:r>
+      <w:r>
+        <w:rPr>
+          <w:rFonts w:ascii="Calibri" w:cs="Calibri" w:eastAsia="Calibri" w:hAnsi="Calibri"/>
+          <w:b w:val="false"/>
+          <w:bCs w:val="false"/>
+          <w:i w:val="false"/>
+          <w:iCs w:val="false"/>
+          <w:sz w:val="22"/>
+          <w:szCs w:val="22"/>
+        </w:rPr>
+        <w:t xml:space="preserve">Shows it isn't tied to where the laptop is: you can plan a trip by voice.</w:t>
+      </w:r>
+    </w:p>
+    <w:p>
+      <w:pPr>
+        <w:spacing w:after="80" w:before="40" w:line="264"/>
+      </w:pPr>
+      <w:r>
+        <w:rPr>
+          <w:rFonts w:ascii="Calibri" w:cs="Calibri" w:eastAsia="Calibri" w:hAnsi="Calibri"/>
+          <w:b/>
+          <w:bCs/>
+          <w:i w:val="false"/>
+          <w:iCs w:val="false"/>
+          <w:color w:val="2BB3B1"/>
+          <w:sz w:val="20"/>
+          <w:szCs w:val="20"/>
+        </w:rPr>
+        <w:t xml:space="preserve">SAY  </w:t>
+      </w:r>
+      <w:r>
+        <w:rPr>
+          <w:rFonts w:ascii="Calibri" w:cs="Calibri" w:eastAsia="Calibri" w:hAnsi="Calibri"/>
+          <w:b w:val="false"/>
+          <w:bCs w:val="false"/>
+          <w:i/>
+          <w:iCs/>
+          <w:sz w:val="22"/>
+          <w:szCs w:val="22"/>
+        </w:rPr>
+        <w:t xml:space="preserve">I travel constantly, so half the time I'm planning the next city, not this one.</w:t>
       </w:r>
     </w:p>
     <w:tbl>
@@ -6471,10 +6567,10 @@
           <w:tcPr>
             <w:tcW w:type="dxa" w:w="10080"/>
             <w:tcBorders>
-              <w:top w:val="single" w:color="2BB3B1" w:sz="12"/>
-              <w:left w:val="single" w:color="2BB3B1" w:sz="12"/>
-              <w:bottom w:val="single" w:color="2BB3B1" w:sz="12"/>
-              <w:right w:val="single" w:color="2BB3B1" w:sz="12"/>
+              <w:top w:val="single" w:color="F28C28" w:sz="12"/>
+              <w:left w:val="single" w:color="F28C28" w:sz="36"/>
+              <w:bottom w:val="single" w:color="F28C28" w:sz="12"/>
+              <w:right w:val="single" w:color="F28C28" w:sz="12"/>
             </w:tcBorders>
             <w:tcMar>
               <w:top w:type="dxa" w:w="80"/>
@@ -6494,11 +6590,11 @@
                 <w:bCs/>
                 <w:i w:val="false"/>
                 <w:iCs w:val="false"/>
-                <w:color w:val="2BB3B1"/>
+                <w:color w:val="F28C28"/>
                 <w:sz w:val="18"/>
                 <w:szCs w:val="18"/>
               </w:rPr>
-              <w:t xml:space="preserve">SAY</w:t>
+              <w:t xml:space="preserve">SPEAK to Dinner Scout</w:t>
             </w:r>
           </w:p>
           <w:p>
@@ -6510,12 +6606,43 @@
                 <w:rFonts w:ascii="Calibri" w:cs="Calibri" w:eastAsia="Calibri" w:hAnsi="Calibri"/>
                 <w:b w:val="false"/>
                 <w:bCs w:val="false"/>
-                <w:i/>
-                <w:iCs/>
+                <w:i w:val="false"/>
+                <w:iCs w:val="false"/>
                 <w:sz w:val="20"/>
                 <w:szCs w:val="20"/>
               </w:rPr>
-              <w:t xml:space="preserve">That's Google Maps' own accessibility data. And when it doesn't know, she says so instead of guessing.</w:t>
+              <w:t xml:space="preserve">Actually, I'll be in New York next week, near Chelsea Market. What's good there?</w:t>
+            </w:r>
+          </w:p>
+          <w:p>
+            <w:pPr>
+              <w:spacing w:after="0" w:before="60" w:line="264"/>
+            </w:pPr>
+            <w:r>
+              <w:rPr>
+                <w:rFonts w:ascii="Calibri" w:cs="Calibri" w:eastAsia="Calibri" w:hAnsi="Calibri"/>
+                <w:b/>
+                <w:bCs/>
+                <w:i w:val="false"/>
+                <w:iCs w:val="false"/>
+                <w:color w:val="2ECC71"/>
+                <w:sz w:val="19"/>
+                <w:szCs w:val="19"/>
+              </w:rPr>
+              <w:t xml:space="preserve">→ </w:t>
+            </w:r>
+            <w:r>
+              <w:rPr>
+                <w:rFonts w:ascii="Calibri" w:cs="Calibri" w:eastAsia="Calibri" w:hAnsi="Calibri"/>
+                <w:b w:val="false"/>
+                <w:bCs w:val="false"/>
+                <w:i w:val="false"/>
+                <w:iCs w:val="false"/>
+                <w:color w:val="9AA4B2"/>
+                <w:sz w:val="19"/>
+                <w:szCs w:val="19"/>
+              </w:rPr>
+              <w:t xml:space="preserve">The map flies to Chelsea Market · the strip adds when: next week · new cards there · she doesn't limit it to places open now.</w:t>
             </w:r>
           </w:p>
         </w:tc>
@@ -6536,116 +6663,6 @@
           <w:szCs w:val="22"/>
         </w:rPr>
         <w:t xml:space="preserve"/>
-      </w:r>
-    </w:p>
-    <w:p>
-      <w:pPr>
-        <w:spacing w:after="80" w:before="40" w:line="264"/>
-      </w:pPr>
-      <w:r>
-        <w:rPr>
-          <w:rFonts w:ascii="Calibri" w:cs="Calibri" w:eastAsia="Calibri" w:hAnsi="Calibri"/>
-          <w:b/>
-          <w:bCs/>
-          <w:i w:val="false"/>
-          <w:iCs w:val="false"/>
-          <w:color w:val="FF5C5C"/>
-          <w:sz w:val="20"/>
-          <w:szCs w:val="20"/>
-        </w:rPr>
-        <w:t xml:space="preserve">GOTCHA  </w:t>
-      </w:r>
-      <w:r>
-        <w:rPr>
-          <w:rFonts w:ascii="Calibri" w:cs="Calibri" w:eastAsia="Calibri" w:hAnsi="Calibri"/>
-          <w:b w:val="false"/>
-          <w:bCs w:val="false"/>
-          <w:i w:val="false"/>
-          <w:iCs w:val="false"/>
-          <w:sz w:val="20"/>
-          <w:szCs w:val="20"/>
-        </w:rPr>
-        <w:t xml:space="preserve">She names a place that isn't on a card: "Which of the ones on the screen?"</w:t>
-      </w:r>
-    </w:p>
-    <w:p>
-      <w:pPr>
-        <w:pStyle w:val="Heading3"/>
-        <w:keepNext/>
-        <w:spacing w:after="40" w:before="160"/>
-      </w:pPr>
-      <w:r>
-        <w:rPr>
-          <w:rFonts w:ascii="Calibri" w:cs="Calibri" w:eastAsia="Calibri" w:hAnsi="Calibri"/>
-          <w:b/>
-          <w:bCs/>
-          <w:i w:val="false"/>
-          <w:iCs w:val="false"/>
-          <w:color w:val="3D8BFF"/>
-          <w:sz w:val="22"/>
-          <w:szCs w:val="22"/>
-        </w:rPr>
-        <w:t xml:space="preserve">4. Optional: somewhere else, next week   ·   TAB · DINNER SCOUT PAGE   ·   ~0.5 min   ·   optional</w:t>
-      </w:r>
-    </w:p>
-    <w:p>
-      <w:pPr>
-        <w:spacing w:after="80" w:before="40" w:line="264"/>
-      </w:pPr>
-      <w:r>
-        <w:rPr>
-          <w:rFonts w:ascii="Calibri" w:cs="Calibri" w:eastAsia="Calibri" w:hAnsi="Calibri"/>
-          <w:b/>
-          <w:bCs/>
-          <w:i w:val="false"/>
-          <w:iCs w:val="false"/>
-          <w:color w:val="2ECC71"/>
-          <w:sz w:val="20"/>
-          <w:szCs w:val="20"/>
-        </w:rPr>
-        <w:t xml:space="preserve">WHY  </w:t>
-      </w:r>
-      <w:r>
-        <w:rPr>
-          <w:rFonts w:ascii="Calibri" w:cs="Calibri" w:eastAsia="Calibri" w:hAnsi="Calibri"/>
-          <w:b w:val="false"/>
-          <w:bCs w:val="false"/>
-          <w:i w:val="false"/>
-          <w:iCs w:val="false"/>
-          <w:sz w:val="22"/>
-          <w:szCs w:val="22"/>
-        </w:rPr>
-        <w:t xml:space="preserve">Shows it isn't tied to where the laptop is: you can plan a trip by voice.</w:t>
-      </w:r>
-    </w:p>
-    <w:p>
-      <w:pPr>
-        <w:spacing w:after="80" w:before="40" w:line="264"/>
-      </w:pPr>
-      <w:r>
-        <w:rPr>
-          <w:rFonts w:ascii="Calibri" w:cs="Calibri" w:eastAsia="Calibri" w:hAnsi="Calibri"/>
-          <w:b/>
-          <w:bCs/>
-          <w:i w:val="false"/>
-          <w:iCs w:val="false"/>
-          <w:color w:val="2BB3B1"/>
-          <w:sz w:val="20"/>
-          <w:szCs w:val="20"/>
-        </w:rPr>
-        <w:t xml:space="preserve">SAY  </w:t>
-      </w:r>
-      <w:r>
-        <w:rPr>
-          <w:rFonts w:ascii="Calibri" w:cs="Calibri" w:eastAsia="Calibri" w:hAnsi="Calibri"/>
-          <w:b w:val="false"/>
-          <w:bCs w:val="false"/>
-          <w:i/>
-          <w:iCs/>
-          <w:sz w:val="22"/>
-          <w:szCs w:val="22"/>
-        </w:rPr>
-        <w:t xml:space="preserve">I travel constantly, so half the time I'm planning the next city, not this one.</w:t>
       </w:r>
     </w:p>
     <w:tbl>
@@ -6715,7 +6732,7 @@
                 <w:sz w:val="20"/>
                 <w:szCs w:val="20"/>
               </w:rPr>
-              <w:t xml:space="preserve">Actually, I'll be in New York next week, near Chelsea Market. What's good there?</w:t>
+              <w:t xml:space="preserve">OK, back to tonight, here.</w:t>
             </w:r>
           </w:p>
           <w:p>
@@ -6746,7 +6763,7 @@
                 <w:sz w:val="19"/>
                 <w:szCs w:val="19"/>
               </w:rPr>
-              <w:t xml:space="preserve">The map flies to Chelsea Market · the strip adds when: next week · new cards there · she doesn't limit it to places open now.</w:t>
+              <w:t xml:space="preserve">The map comes back to the venue.</w:t>
             </w:r>
           </w:p>
         </w:tc>
@@ -6767,6 +6784,116 @@
           <w:szCs w:val="22"/>
         </w:rPr>
         <w:t xml:space="preserve"/>
+      </w:r>
+    </w:p>
+    <w:p>
+      <w:pPr>
+        <w:spacing w:after="80" w:before="40" w:line="264"/>
+      </w:pPr>
+      <w:r>
+        <w:rPr>
+          <w:rFonts w:ascii="Calibri" w:cs="Calibri" w:eastAsia="Calibri" w:hAnsi="Calibri"/>
+          <w:b/>
+          <w:bCs/>
+          <w:i w:val="false"/>
+          <w:iCs w:val="false"/>
+          <w:color w:val="FF5C5C"/>
+          <w:sz w:val="20"/>
+          <w:szCs w:val="20"/>
+        </w:rPr>
+        <w:t xml:space="preserve">GOTCHA  </w:t>
+      </w:r>
+      <w:r>
+        <w:rPr>
+          <w:rFonts w:ascii="Calibri" w:cs="Calibri" w:eastAsia="Calibri" w:hAnsi="Calibri"/>
+          <w:b w:val="false"/>
+          <w:bCs w:val="false"/>
+          <w:i w:val="false"/>
+          <w:iCs w:val="false"/>
+          <w:sz w:val="20"/>
+          <w:szCs w:val="20"/>
+        </w:rPr>
+        <w:t xml:space="preserve">In New York, use another host city: "I'll be in Toronto next week, near Union Station." · The map doesn't come back: "I'm at the venue tonight."</w:t>
+      </w:r>
+    </w:p>
+    <w:p>
+      <w:pPr>
+        <w:pStyle w:val="Heading3"/>
+        <w:keepNext/>
+        <w:spacing w:after="40" w:before="160"/>
+      </w:pPr>
+      <w:r>
+        <w:rPr>
+          <w:rFonts w:ascii="Calibri" w:cs="Calibri" w:eastAsia="Calibri" w:hAnsi="Calibri"/>
+          <w:b/>
+          <w:bCs/>
+          <w:i w:val="false"/>
+          <w:iCs w:val="false"/>
+          <w:color w:val="3D8BFF"/>
+          <w:sz w:val="22"/>
+          <w:szCs w:val="22"/>
+        </w:rPr>
+        <w:t xml:space="preserve">5. Optional: carry on in another language   ·   TAB · DINNER SCOUT PAGE   ·   ~0.5 min   ·   optional</w:t>
+      </w:r>
+    </w:p>
+    <w:p>
+      <w:pPr>
+        <w:spacing w:after="80" w:before="40" w:line="264"/>
+      </w:pPr>
+      <w:r>
+        <w:rPr>
+          <w:rFonts w:ascii="Calibri" w:cs="Calibri" w:eastAsia="Calibri" w:hAnsi="Calibri"/>
+          <w:b/>
+          <w:bCs/>
+          <w:i w:val="false"/>
+          <w:iCs w:val="false"/>
+          <w:color w:val="2ECC71"/>
+          <w:sz w:val="20"/>
+          <w:szCs w:val="20"/>
+        </w:rPr>
+        <w:t xml:space="preserve">WHY  </w:t>
+      </w:r>
+      <w:r>
+        <w:rPr>
+          <w:rFonts w:ascii="Calibri" w:cs="Calibri" w:eastAsia="Calibri" w:hAnsi="Calibri"/>
+          <w:b w:val="false"/>
+          <w:bCs w:val="false"/>
+          <w:i w:val="false"/>
+          <w:iCs w:val="false"/>
+          <w:sz w:val="22"/>
+          <w:szCs w:val="22"/>
+        </w:rPr>
+        <w:t xml:space="preserve">The Live model switches language mid-conversation with no setting changed; a crowd-pleaser in every city.</w:t>
+      </w:r>
+    </w:p>
+    <w:p>
+      <w:pPr>
+        <w:spacing w:after="80" w:before="40" w:line="264"/>
+      </w:pPr>
+      <w:r>
+        <w:rPr>
+          <w:rFonts w:ascii="Calibri" w:cs="Calibri" w:eastAsia="Calibri" w:hAnsi="Calibri"/>
+          <w:b/>
+          <w:bCs/>
+          <w:i w:val="false"/>
+          <w:iCs w:val="false"/>
+          <w:color w:val="2BB3B1"/>
+          <w:sz w:val="20"/>
+          <w:szCs w:val="20"/>
+        </w:rPr>
+        <w:t xml:space="preserve">SAY  </w:t>
+      </w:r>
+      <w:r>
+        <w:rPr>
+          <w:rFonts w:ascii="Calibri" w:cs="Calibri" w:eastAsia="Calibri" w:hAnsi="Calibri"/>
+          <w:b w:val="false"/>
+          <w:bCs w:val="false"/>
+          <w:i/>
+          <w:iCs/>
+          <w:sz w:val="22"/>
+          <w:szCs w:val="22"/>
+        </w:rPr>
+        <w:t xml:space="preserve">Nothing was switched on for that. The same model hears about 97 languages and answers in the one you used.</w:t>
       </w:r>
     </w:p>
     <w:tbl>
@@ -6792,10 +6919,10 @@
           <w:tcPr>
             <w:tcW w:type="dxa" w:w="10080"/>
             <w:tcBorders>
-              <w:top w:val="single" w:color="F28C28" w:sz="12"/>
-              <w:left w:val="single" w:color="F28C28" w:sz="36"/>
-              <w:bottom w:val="single" w:color="F28C28" w:sz="12"/>
-              <w:right w:val="single" w:color="F28C28" w:sz="12"/>
+              <w:top w:val="single" w:color="2BB3B1" w:sz="12"/>
+              <w:left w:val="single" w:color="2BB3B1" w:sz="12"/>
+              <w:bottom w:val="single" w:color="2BB3B1" w:sz="12"/>
+              <w:right w:val="single" w:color="2BB3B1" w:sz="12"/>
             </w:tcBorders>
             <w:tcMar>
               <w:top w:type="dxa" w:w="80"/>
@@ -6815,11 +6942,11 @@
                 <w:bCs/>
                 <w:i w:val="false"/>
                 <w:iCs w:val="false"/>
-                <w:color w:val="F28C28"/>
+                <w:color w:val="2BB3B1"/>
                 <w:sz w:val="18"/>
                 <w:szCs w:val="18"/>
               </w:rPr>
-              <w:t xml:space="preserve">SPEAK to Dinner Scout</w:t>
+              <w:t xml:space="preserve">SAY</w:t>
             </w:r>
           </w:p>
           <w:p>
@@ -6831,43 +6958,12 @@
                 <w:rFonts w:ascii="Calibri" w:cs="Calibri" w:eastAsia="Calibri" w:hAnsi="Calibri"/>
                 <w:b w:val="false"/>
                 <w:bCs w:val="false"/>
-                <w:i w:val="false"/>
-                <w:iCs w:val="false"/>
+                <w:i/>
+                <w:iCs/>
                 <w:sz w:val="20"/>
                 <w:szCs w:val="20"/>
               </w:rPr>
-              <w:t xml:space="preserve">OK, back to tonight, here.</w:t>
-            </w:r>
-          </w:p>
-          <w:p>
-            <w:pPr>
-              <w:spacing w:after="0" w:before="60" w:line="264"/>
-            </w:pPr>
-            <w:r>
-              <w:rPr>
-                <w:rFonts w:ascii="Calibri" w:cs="Calibri" w:eastAsia="Calibri" w:hAnsi="Calibri"/>
-                <w:b/>
-                <w:bCs/>
-                <w:i w:val="false"/>
-                <w:iCs w:val="false"/>
-                <w:color w:val="2ECC71"/>
-                <w:sz w:val="19"/>
-                <w:szCs w:val="19"/>
-              </w:rPr>
-              <w:t xml:space="preserve">→ </w:t>
-            </w:r>
-            <w:r>
-              <w:rPr>
-                <w:rFonts w:ascii="Calibri" w:cs="Calibri" w:eastAsia="Calibri" w:hAnsi="Calibri"/>
-                <w:b w:val="false"/>
-                <w:bCs w:val="false"/>
-                <w:i w:val="false"/>
-                <w:iCs w:val="false"/>
-                <w:color w:val="9AA4B2"/>
-                <w:sz w:val="19"/>
-                <w:szCs w:val="19"/>
-              </w:rPr>
-              <w:t xml:space="preserve">The map comes back to the venue.</w:t>
+              <w:t xml:space="preserve">Anyone want to ask her in another language? Come say it into the mic.</w:t>
             </w:r>
           </w:p>
         </w:tc>
@@ -6888,116 +6984,6 @@
           <w:szCs w:val="22"/>
         </w:rPr>
         <w:t xml:space="preserve"/>
-      </w:r>
-    </w:p>
-    <w:p>
-      <w:pPr>
-        <w:spacing w:after="80" w:before="40" w:line="264"/>
-      </w:pPr>
-      <w:r>
-        <w:rPr>
-          <w:rFonts w:ascii="Calibri" w:cs="Calibri" w:eastAsia="Calibri" w:hAnsi="Calibri"/>
-          <w:b/>
-          <w:bCs/>
-          <w:i w:val="false"/>
-          <w:iCs w:val="false"/>
-          <w:color w:val="FF5C5C"/>
-          <w:sz w:val="20"/>
-          <w:szCs w:val="20"/>
-        </w:rPr>
-        <w:t xml:space="preserve">GOTCHA  </w:t>
-      </w:r>
-      <w:r>
-        <w:rPr>
-          <w:rFonts w:ascii="Calibri" w:cs="Calibri" w:eastAsia="Calibri" w:hAnsi="Calibri"/>
-          <w:b w:val="false"/>
-          <w:bCs w:val="false"/>
-          <w:i w:val="false"/>
-          <w:iCs w:val="false"/>
-          <w:sz w:val="20"/>
-          <w:szCs w:val="20"/>
-        </w:rPr>
-        <w:t xml:space="preserve">In New York, use another host city: "I'll be in Toronto next week, near Union Station." · The map doesn't come back: "I'm at the venue tonight."</w:t>
-      </w:r>
-    </w:p>
-    <w:p>
-      <w:pPr>
-        <w:pStyle w:val="Heading3"/>
-        <w:keepNext/>
-        <w:spacing w:after="40" w:before="160"/>
-      </w:pPr>
-      <w:r>
-        <w:rPr>
-          <w:rFonts w:ascii="Calibri" w:cs="Calibri" w:eastAsia="Calibri" w:hAnsi="Calibri"/>
-          <w:b/>
-          <w:bCs/>
-          <w:i w:val="false"/>
-          <w:iCs w:val="false"/>
-          <w:color w:val="3D8BFF"/>
-          <w:sz w:val="22"/>
-          <w:szCs w:val="22"/>
-        </w:rPr>
-        <w:t xml:space="preserve">5. Optional: carry on in another language   ·   TAB · DINNER SCOUT PAGE   ·   ~0.5 min   ·   optional</w:t>
-      </w:r>
-    </w:p>
-    <w:p>
-      <w:pPr>
-        <w:spacing w:after="80" w:before="40" w:line="264"/>
-      </w:pPr>
-      <w:r>
-        <w:rPr>
-          <w:rFonts w:ascii="Calibri" w:cs="Calibri" w:eastAsia="Calibri" w:hAnsi="Calibri"/>
-          <w:b/>
-          <w:bCs/>
-          <w:i w:val="false"/>
-          <w:iCs w:val="false"/>
-          <w:color w:val="2ECC71"/>
-          <w:sz w:val="20"/>
-          <w:szCs w:val="20"/>
-        </w:rPr>
-        <w:t xml:space="preserve">WHY  </w:t>
-      </w:r>
-      <w:r>
-        <w:rPr>
-          <w:rFonts w:ascii="Calibri" w:cs="Calibri" w:eastAsia="Calibri" w:hAnsi="Calibri"/>
-          <w:b w:val="false"/>
-          <w:bCs w:val="false"/>
-          <w:i w:val="false"/>
-          <w:iCs w:val="false"/>
-          <w:sz w:val="22"/>
-          <w:szCs w:val="22"/>
-        </w:rPr>
-        <w:t xml:space="preserve">The Live model switches language mid-conversation with no setting changed; a crowd-pleaser in every city.</w:t>
-      </w:r>
-    </w:p>
-    <w:p>
-      <w:pPr>
-        <w:spacing w:after="80" w:before="40" w:line="264"/>
-      </w:pPr>
-      <w:r>
-        <w:rPr>
-          <w:rFonts w:ascii="Calibri" w:cs="Calibri" w:eastAsia="Calibri" w:hAnsi="Calibri"/>
-          <w:b/>
-          <w:bCs/>
-          <w:i w:val="false"/>
-          <w:iCs w:val="false"/>
-          <w:color w:val="2BB3B1"/>
-          <w:sz w:val="20"/>
-          <w:szCs w:val="20"/>
-        </w:rPr>
-        <w:t xml:space="preserve">SAY  </w:t>
-      </w:r>
-      <w:r>
-        <w:rPr>
-          <w:rFonts w:ascii="Calibri" w:cs="Calibri" w:eastAsia="Calibri" w:hAnsi="Calibri"/>
-          <w:b w:val="false"/>
-          <w:bCs w:val="false"/>
-          <w:i/>
-          <w:iCs/>
-          <w:sz w:val="22"/>
-          <w:szCs w:val="22"/>
-        </w:rPr>
-        <w:t xml:space="preserve">Nothing was switched on for that. The same model hears about 97 languages and answers in the one you used.</w:t>
       </w:r>
     </w:p>
     <w:tbl>
@@ -7023,10 +7009,10 @@
           <w:tcPr>
             <w:tcW w:type="dxa" w:w="10080"/>
             <w:tcBorders>
-              <w:top w:val="single" w:color="2BB3B1" w:sz="12"/>
-              <w:left w:val="single" w:color="2BB3B1" w:sz="12"/>
-              <w:bottom w:val="single" w:color="2BB3B1" w:sz="12"/>
-              <w:right w:val="single" w:color="2BB3B1" w:sz="12"/>
+              <w:top w:val="single" w:color="F28C28" w:sz="12"/>
+              <w:left w:val="single" w:color="F28C28" w:sz="36"/>
+              <w:bottom w:val="single" w:color="F28C28" w:sz="12"/>
+              <w:right w:val="single" w:color="F28C28" w:sz="12"/>
             </w:tcBorders>
             <w:tcMar>
               <w:top w:type="dxa" w:w="80"/>
@@ -7046,11 +7032,11 @@
                 <w:bCs/>
                 <w:i w:val="false"/>
                 <w:iCs w:val="false"/>
-                <w:color w:val="2BB3B1"/>
+                <w:color w:val="F28C28"/>
                 <w:sz w:val="18"/>
                 <w:szCs w:val="18"/>
               </w:rPr>
-              <w:t xml:space="preserve">SAY</w:t>
+              <w:t xml:space="preserve">SPEAK · or say it yourself</w:t>
             </w:r>
           </w:p>
           <w:p>
@@ -7062,12 +7048,43 @@
                 <w:rFonts w:ascii="Calibri" w:cs="Calibri" w:eastAsia="Calibri" w:hAnsi="Calibri"/>
                 <w:b w:val="false"/>
                 <w:bCs w:val="false"/>
-                <w:i/>
-                <w:iCs/>
+                <w:i w:val="false"/>
+                <w:iCs w:val="false"/>
                 <w:sz w:val="20"/>
                 <w:szCs w:val="20"/>
               </w:rPr>
-              <w:t xml:space="preserve">Anyone want to ask her in another language? Come say it into the mic.</w:t>
+              <w:t xml:space="preserve">¿Y hay algo vegetariano cerca?</w:t>
+            </w:r>
+          </w:p>
+          <w:p>
+            <w:pPr>
+              <w:spacing w:after="0" w:before="60" w:line="264"/>
+            </w:pPr>
+            <w:r>
+              <w:rPr>
+                <w:rFonts w:ascii="Calibri" w:cs="Calibri" w:eastAsia="Calibri" w:hAnsi="Calibri"/>
+                <w:b/>
+                <w:bCs/>
+                <w:i w:val="false"/>
+                <w:iCs w:val="false"/>
+                <w:color w:val="2ECC71"/>
+                <w:sz w:val="19"/>
+                <w:szCs w:val="19"/>
+              </w:rPr>
+              <w:t xml:space="preserve">→ </w:t>
+            </w:r>
+            <w:r>
+              <w:rPr>
+                <w:rFonts w:ascii="Calibri" w:cs="Calibri" w:eastAsia="Calibri" w:hAnsi="Calibri"/>
+                <w:b w:val="false"/>
+                <w:bCs w:val="false"/>
+                <w:i w:val="false"/>
+                <w:iCs w:val="false"/>
+                <w:color w:val="9AA4B2"/>
+                <w:sz w:val="19"/>
+                <w:szCs w:val="19"/>
+              </w:rPr>
+              <w:t xml:space="preserve">She answers in Spanish and carries on in Spanish.</w:t>
             </w:r>
           </w:p>
         </w:tc>
@@ -7140,7 +7157,7 @@
                 <w:sz w:val="18"/>
                 <w:szCs w:val="18"/>
               </w:rPr>
-              <w:t xml:space="preserve">SPEAK · or say it yourself</w:t>
+              <w:t xml:space="preserve">SPEAK to Dinner Scout</w:t>
             </w:r>
           </w:p>
           <w:p>
@@ -7157,38 +7174,7 @@
                 <w:sz w:val="20"/>
                 <w:szCs w:val="20"/>
               </w:rPr>
-              <w:t xml:space="preserve">¿Y hay algo vegetariano cerca?</w:t>
-            </w:r>
-          </w:p>
-          <w:p>
-            <w:pPr>
-              <w:spacing w:after="0" w:before="60" w:line="264"/>
-            </w:pPr>
-            <w:r>
-              <w:rPr>
-                <w:rFonts w:ascii="Calibri" w:cs="Calibri" w:eastAsia="Calibri" w:hAnsi="Calibri"/>
-                <w:b/>
-                <w:bCs/>
-                <w:i w:val="false"/>
-                <w:iCs w:val="false"/>
-                <w:color w:val="2ECC71"/>
-                <w:sz w:val="19"/>
-                <w:szCs w:val="19"/>
-              </w:rPr>
-              <w:t xml:space="preserve">→ </w:t>
-            </w:r>
-            <w:r>
-              <w:rPr>
-                <w:rFonts w:ascii="Calibri" w:cs="Calibri" w:eastAsia="Calibri" w:hAnsi="Calibri"/>
-                <w:b w:val="false"/>
-                <w:bCs w:val="false"/>
-                <w:i w:val="false"/>
-                <w:iCs w:val="false"/>
-                <w:color w:val="9AA4B2"/>
-                <w:sz w:val="19"/>
-                <w:szCs w:val="19"/>
-              </w:rPr>
-              <w:t xml:space="preserve">She answers in Spanish and carries on in Spanish.</w:t>
+              <w:t xml:space="preserve">Back to English, please.</w:t>
             </w:r>
           </w:p>
         </w:tc>
@@ -7209,6 +7195,146 @@
           <w:szCs w:val="22"/>
         </w:rPr>
         <w:t xml:space="preserve"/>
+      </w:r>
+    </w:p>
+    <w:p>
+      <w:pPr>
+        <w:spacing w:after="80" w:before="40" w:line="264"/>
+      </w:pPr>
+      <w:r>
+        <w:rPr>
+          <w:rFonts w:ascii="Calibri" w:cs="Calibri" w:eastAsia="Calibri" w:hAnsi="Calibri"/>
+          <w:b/>
+          <w:bCs/>
+          <w:i w:val="false"/>
+          <w:iCs w:val="false"/>
+          <w:color w:val="FF5C5C"/>
+          <w:sz w:val="20"/>
+          <w:szCs w:val="20"/>
+        </w:rPr>
+        <w:t xml:space="preserve">GOTCHA  </w:t>
+      </w:r>
+      <w:r>
+        <w:rPr>
+          <w:rFonts w:ascii="Calibri" w:cs="Calibri" w:eastAsia="Calibri" w:hAnsi="Calibri"/>
+          <w:b w:val="false"/>
+          <w:bCs w:val="false"/>
+          <w:i w:val="false"/>
+          <w:iCs w:val="false"/>
+          <w:sz w:val="20"/>
+          <w:szCs w:val="20"/>
+        </w:rPr>
+        <w:t xml:space="preserve">The room can't hear the volunteer: repeat it into the mic yourself.</w:t>
+      </w:r>
+    </w:p>
+    <w:p>
+      <w:pPr>
+        <w:pStyle w:val="Heading3"/>
+        <w:keepNext/>
+        <w:spacing w:after="40" w:before="160"/>
+      </w:pPr>
+      <w:r>
+        <w:rPr>
+          <w:rFonts w:ascii="Calibri" w:cs="Calibri" w:eastAsia="Calibri" w:hAnsi="Calibri"/>
+          <w:b/>
+          <w:bCs/>
+          <w:i w:val="false"/>
+          <w:iCs w:val="false"/>
+          <w:color w:val="3D8BFF"/>
+          <w:sz w:val="22"/>
+          <w:szCs w:val="22"/>
+        </w:rPr>
+        <w:t xml:space="preserve">6. Pick one, and take it with you   ·   TAB · DINNER SCOUT PAGE   ·   ~1 min</w:t>
+      </w:r>
+    </w:p>
+    <w:p>
+      <w:pPr>
+        <w:spacing w:after="80" w:before="40" w:line="264"/>
+      </w:pPr>
+      <w:r>
+        <w:rPr>
+          <w:rFonts w:ascii="Calibri" w:cs="Calibri" w:eastAsia="Calibri" w:hAnsi="Calibri"/>
+          <w:b/>
+          <w:bCs/>
+          <w:i w:val="false"/>
+          <w:iCs w:val="false"/>
+          <w:color w:val="2ECC71"/>
+          <w:sz w:val="20"/>
+          <w:szCs w:val="20"/>
+        </w:rPr>
+        <w:t xml:space="preserve">WHY  </w:t>
+      </w:r>
+      <w:r>
+        <w:rPr>
+          <w:rFonts w:ascii="Calibri" w:cs="Calibri" w:eastAsia="Calibri" w:hAnsi="Calibri"/>
+          <w:b w:val="false"/>
+          <w:bCs w:val="false"/>
+          <w:i w:val="false"/>
+          <w:iCs w:val="false"/>
+          <w:sz w:val="22"/>
+          <w:szCs w:val="22"/>
+        </w:rPr>
+        <w:t xml:space="preserve">The payoff: it leaves the screen and goes with you. That answers "nice, but it can't send it to my phone".</w:t>
+      </w:r>
+    </w:p>
+    <w:p>
+      <w:pPr>
+        <w:spacing w:after="80" w:before="40" w:line="264"/>
+      </w:pPr>
+      <w:r>
+        <w:rPr>
+          <w:rFonts w:ascii="Calibri" w:cs="Calibri" w:eastAsia="Calibri" w:hAnsi="Calibri"/>
+          <w:b/>
+          <w:bCs/>
+          <w:i w:val="false"/>
+          <w:iCs w:val="false"/>
+          <w:color w:val="2BB3B1"/>
+          <w:sz w:val="20"/>
+          <w:szCs w:val="20"/>
+        </w:rPr>
+        <w:t xml:space="preserve">SAY  </w:t>
+      </w:r>
+      <w:r>
+        <w:rPr>
+          <w:rFonts w:ascii="Calibri" w:cs="Calibri" w:eastAsia="Calibri" w:hAnsi="Calibri"/>
+          <w:b w:val="false"/>
+          <w:bCs w:val="false"/>
+          <w:i/>
+          <w:iCs/>
+          <w:sz w:val="22"/>
+          <w:szCs w:val="22"/>
+        </w:rPr>
+        <w:t xml:space="preserve">And it doesn't stay on the screen. Scan that, and Google Maps opens on your phone with the way there.</w:t>
+      </w:r>
+    </w:p>
+    <w:p>
+      <w:pPr>
+        <w:spacing w:after="80" w:before="40" w:line="264"/>
+      </w:pPr>
+      <w:r>
+        <w:rPr>
+          <w:rFonts w:ascii="Calibri" w:cs="Calibri" w:eastAsia="Calibri" w:hAnsi="Calibri"/>
+          <w:b/>
+          <w:bCs/>
+          <w:i w:val="false"/>
+          <w:iCs w:val="false"/>
+          <w:color w:val="2BB3B1"/>
+          <w:sz w:val="20"/>
+          <w:szCs w:val="20"/>
+        </w:rPr>
+        <w:t xml:space="preserve">SAY  </w:t>
+      </w:r>
+      <w:r>
+        <w:rPr>
+          <w:rFonts w:ascii="Calibri" w:cs="Calibri" w:eastAsia="Calibri" w:hAnsi="Calibri"/>
+          <w:b w:val="false"/>
+          <w:bCs w:val="false"/>
+          <w:i/>
+          <w:iCs/>
+          <w:sz w:val="22"/>
+          <w:szCs w:val="22"/>
+        </w:rPr>
+        <w:t xml:space="preserve">Three agents, one voice. Gemini Live does the talking. A Scout and a Navigator, both Gemini Flash, work Google Maps behind it, and the panel at the top shows who's working. Built with ADK, the same kit you're using today, and the code is public.</w:t>
       </w:r>
     </w:p>
     <w:tbl>
@@ -7278,7 +7404,38 @@
                 <w:sz w:val="20"/>
                 <w:szCs w:val="20"/>
               </w:rPr>
-              <w:t xml:space="preserve">Back to English, please.</w:t>
+              <w:t xml:space="preserve">Let's go with number one.</w:t>
+            </w:r>
+          </w:p>
+          <w:p>
+            <w:pPr>
+              <w:spacing w:after="0" w:before="60" w:line="264"/>
+            </w:pPr>
+            <w:r>
+              <w:rPr>
+                <w:rFonts w:ascii="Calibri" w:cs="Calibri" w:eastAsia="Calibri" w:hAnsi="Calibri"/>
+                <w:b/>
+                <w:bCs/>
+                <w:i w:val="false"/>
+                <w:iCs w:val="false"/>
+                <w:color w:val="2ECC71"/>
+                <w:sz w:val="19"/>
+                <w:szCs w:val="19"/>
+              </w:rPr>
+              <w:t xml:space="preserve">→ </w:t>
+            </w:r>
+            <w:r>
+              <w:rPr>
+                <w:rFonts w:ascii="Calibri" w:cs="Calibri" w:eastAsia="Calibri" w:hAnsi="Calibri"/>
+                <w:b w:val="false"/>
+                <w:bCs w:val="false"/>
+                <w:i w:val="false"/>
+                <w:iCs w:val="false"/>
+                <w:color w:val="9AA4B2"/>
+                <w:sz w:val="19"/>
+                <w:szCs w:val="19"/>
+              </w:rPr>
+              <w:t xml:space="preserve">Navigator lights up · the route draws on the map · the right column becomes Your pick: (name) with a QR code · she invites you to scan it.</w:t>
             </w:r>
           </w:p>
         </w:tc>
@@ -7299,146 +7456,6 @@
           <w:szCs w:val="22"/>
         </w:rPr>
         <w:t xml:space="preserve"/>
-      </w:r>
-    </w:p>
-    <w:p>
-      <w:pPr>
-        <w:spacing w:after="80" w:before="40" w:line="264"/>
-      </w:pPr>
-      <w:r>
-        <w:rPr>
-          <w:rFonts w:ascii="Calibri" w:cs="Calibri" w:eastAsia="Calibri" w:hAnsi="Calibri"/>
-          <w:b/>
-          <w:bCs/>
-          <w:i w:val="false"/>
-          <w:iCs w:val="false"/>
-          <w:color w:val="FF5C5C"/>
-          <w:sz w:val="20"/>
-          <w:szCs w:val="20"/>
-        </w:rPr>
-        <w:t xml:space="preserve">GOTCHA  </w:t>
-      </w:r>
-      <w:r>
-        <w:rPr>
-          <w:rFonts w:ascii="Calibri" w:cs="Calibri" w:eastAsia="Calibri" w:hAnsi="Calibri"/>
-          <w:b w:val="false"/>
-          <w:bCs w:val="false"/>
-          <w:i w:val="false"/>
-          <w:iCs w:val="false"/>
-          <w:sz w:val="20"/>
-          <w:szCs w:val="20"/>
-        </w:rPr>
-        <w:t xml:space="preserve">The room can't hear the volunteer: repeat it into the mic yourself.</w:t>
-      </w:r>
-    </w:p>
-    <w:p>
-      <w:pPr>
-        <w:pStyle w:val="Heading3"/>
-        <w:keepNext/>
-        <w:spacing w:after="40" w:before="160"/>
-      </w:pPr>
-      <w:r>
-        <w:rPr>
-          <w:rFonts w:ascii="Calibri" w:cs="Calibri" w:eastAsia="Calibri" w:hAnsi="Calibri"/>
-          <w:b/>
-          <w:bCs/>
-          <w:i w:val="false"/>
-          <w:iCs w:val="false"/>
-          <w:color w:val="3D8BFF"/>
-          <w:sz w:val="22"/>
-          <w:szCs w:val="22"/>
-        </w:rPr>
-        <w:t xml:space="preserve">6. Pick one, and take it with you   ·   TAB · DINNER SCOUT PAGE   ·   ~1 min</w:t>
-      </w:r>
-    </w:p>
-    <w:p>
-      <w:pPr>
-        <w:spacing w:after="80" w:before="40" w:line="264"/>
-      </w:pPr>
-      <w:r>
-        <w:rPr>
-          <w:rFonts w:ascii="Calibri" w:cs="Calibri" w:eastAsia="Calibri" w:hAnsi="Calibri"/>
-          <w:b/>
-          <w:bCs/>
-          <w:i w:val="false"/>
-          <w:iCs w:val="false"/>
-          <w:color w:val="2ECC71"/>
-          <w:sz w:val="20"/>
-          <w:szCs w:val="20"/>
-        </w:rPr>
-        <w:t xml:space="preserve">WHY  </w:t>
-      </w:r>
-      <w:r>
-        <w:rPr>
-          <w:rFonts w:ascii="Calibri" w:cs="Calibri" w:eastAsia="Calibri" w:hAnsi="Calibri"/>
-          <w:b w:val="false"/>
-          <w:bCs w:val="false"/>
-          <w:i w:val="false"/>
-          <w:iCs w:val="false"/>
-          <w:sz w:val="22"/>
-          <w:szCs w:val="22"/>
-        </w:rPr>
-        <w:t xml:space="preserve">The payoff: it leaves the screen and goes with you. That answers "nice, but it can't send it to my phone".</w:t>
-      </w:r>
-    </w:p>
-    <w:p>
-      <w:pPr>
-        <w:spacing w:after="80" w:before="40" w:line="264"/>
-      </w:pPr>
-      <w:r>
-        <w:rPr>
-          <w:rFonts w:ascii="Calibri" w:cs="Calibri" w:eastAsia="Calibri" w:hAnsi="Calibri"/>
-          <w:b/>
-          <w:bCs/>
-          <w:i w:val="false"/>
-          <w:iCs w:val="false"/>
-          <w:color w:val="2BB3B1"/>
-          <w:sz w:val="20"/>
-          <w:szCs w:val="20"/>
-        </w:rPr>
-        <w:t xml:space="preserve">SAY  </w:t>
-      </w:r>
-      <w:r>
-        <w:rPr>
-          <w:rFonts w:ascii="Calibri" w:cs="Calibri" w:eastAsia="Calibri" w:hAnsi="Calibri"/>
-          <w:b w:val="false"/>
-          <w:bCs w:val="false"/>
-          <w:i/>
-          <w:iCs/>
-          <w:sz w:val="22"/>
-          <w:szCs w:val="22"/>
-        </w:rPr>
-        <w:t xml:space="preserve">And it doesn't stay on the screen. Scan that, and Google Maps opens on your phone with the way there.</w:t>
-      </w:r>
-    </w:p>
-    <w:p>
-      <w:pPr>
-        <w:spacing w:after="80" w:before="40" w:line="264"/>
-      </w:pPr>
-      <w:r>
-        <w:rPr>
-          <w:rFonts w:ascii="Calibri" w:cs="Calibri" w:eastAsia="Calibri" w:hAnsi="Calibri"/>
-          <w:b/>
-          <w:bCs/>
-          <w:i w:val="false"/>
-          <w:iCs w:val="false"/>
-          <w:color w:val="2BB3B1"/>
-          <w:sz w:val="20"/>
-          <w:szCs w:val="20"/>
-        </w:rPr>
-        <w:t xml:space="preserve">SAY  </w:t>
-      </w:r>
-      <w:r>
-        <w:rPr>
-          <w:rFonts w:ascii="Calibri" w:cs="Calibri" w:eastAsia="Calibri" w:hAnsi="Calibri"/>
-          <w:b w:val="false"/>
-          <w:bCs w:val="false"/>
-          <w:i/>
-          <w:iCs/>
-          <w:sz w:val="22"/>
-          <w:szCs w:val="22"/>
-        </w:rPr>
-        <w:t xml:space="preserve">Three agents, one voice. Gemini Live does the talking. A Scout and a Navigator, both Gemini Flash, work Google Maps behind it, and the panel at the top shows who's working. Built with ADK, the same kit you're using today, and the code is public.</w:t>
       </w:r>
     </w:p>
     <w:tbl>
@@ -7464,10 +7481,10 @@
           <w:tcPr>
             <w:tcW w:type="dxa" w:w="10080"/>
             <w:tcBorders>
-              <w:top w:val="single" w:color="F28C28" w:sz="12"/>
-              <w:left w:val="single" w:color="F28C28" w:sz="36"/>
-              <w:bottom w:val="single" w:color="F28C28" w:sz="12"/>
-              <w:right w:val="single" w:color="F28C28" w:sz="12"/>
+              <w:top w:val="single" w:color="B07CFF" w:sz="12"/>
+              <w:left w:val="single" w:color="B07CFF" w:sz="12"/>
+              <w:bottom w:val="single" w:color="B07CFF" w:sz="12"/>
+              <w:right w:val="single" w:color="B07CFF" w:sz="12"/>
             </w:tcBorders>
             <w:tcMar>
               <w:top w:type="dxa" w:w="80"/>
@@ -7487,11 +7504,11 @@
                 <w:bCs/>
                 <w:i w:val="false"/>
                 <w:iCs w:val="false"/>
-                <w:color w:val="F28C28"/>
+                <w:color w:val="B07CFF"/>
                 <w:sz w:val="18"/>
                 <w:szCs w:val="18"/>
               </w:rPr>
-              <w:t xml:space="preserve">SPEAK to Dinner Scout</w:t>
+              <w:t xml:space="preserve">DO</w:t>
             </w:r>
           </w:p>
           <w:p>
@@ -7508,7 +7525,7 @@
                 <w:sz w:val="20"/>
                 <w:szCs w:val="20"/>
               </w:rPr>
-              <w:t xml:space="preserve">Let's go with number one.</w:t>
+              <w:t xml:space="preserve">Hold your phone up to the QR code. Invite the room to scan it.</w:t>
             </w:r>
           </w:p>
           <w:p>
@@ -7539,7 +7556,7 @@
                 <w:sz w:val="19"/>
                 <w:szCs w:val="19"/>
               </w:rPr>
-              <w:t xml:space="preserve">Navigator lights up · the route draws on the map · the right column becomes Your pick: (name) with a QR code · she invites you to scan it.</w:t>
+              <w:t xml:space="preserve">Google Maps opens on the phone with directions to the place.</w:t>
             </w:r>
           </w:p>
         </w:tc>
@@ -7585,10 +7602,10 @@
           <w:tcPr>
             <w:tcW w:type="dxa" w:w="10080"/>
             <w:tcBorders>
-              <w:top w:val="single" w:color="B07CFF" w:sz="12"/>
-              <w:left w:val="single" w:color="B07CFF" w:sz="12"/>
-              <w:bottom w:val="single" w:color="B07CFF" w:sz="12"/>
-              <w:right w:val="single" w:color="B07CFF" w:sz="12"/>
+              <w:top w:val="single" w:color="2BB3B1" w:sz="12"/>
+              <w:left w:val="single" w:color="2BB3B1" w:sz="12"/>
+              <w:bottom w:val="single" w:color="2BB3B1" w:sz="12"/>
+              <w:right w:val="single" w:color="2BB3B1" w:sz="12"/>
             </w:tcBorders>
             <w:tcMar>
               <w:top w:type="dxa" w:w="80"/>
@@ -7608,11 +7625,11 @@
                 <w:bCs/>
                 <w:i w:val="false"/>
                 <w:iCs w:val="false"/>
-                <w:color w:val="B07CFF"/>
+                <w:color w:val="2BB3B1"/>
                 <w:sz w:val="18"/>
                 <w:szCs w:val="18"/>
               </w:rPr>
-              <w:t xml:space="preserve">DO</w:t>
+              <w:t xml:space="preserve">SAY</w:t>
             </w:r>
           </w:p>
           <w:p>
@@ -7624,43 +7641,12 @@
                 <w:rFonts w:ascii="Calibri" w:cs="Calibri" w:eastAsia="Calibri" w:hAnsi="Calibri"/>
                 <w:b w:val="false"/>
                 <w:bCs w:val="false"/>
-                <w:i w:val="false"/>
-                <w:iCs w:val="false"/>
+                <w:i/>
+                <w:iCs/>
                 <w:sz w:val="20"/>
                 <w:szCs w:val="20"/>
               </w:rPr>
-              <w:t xml:space="preserve">Hold your phone up to the QR code. Invite the room to scan it.</w:t>
-            </w:r>
-          </w:p>
-          <w:p>
-            <w:pPr>
-              <w:spacing w:after="0" w:before="60" w:line="264"/>
-            </w:pPr>
-            <w:r>
-              <w:rPr>
-                <w:rFonts w:ascii="Calibri" w:cs="Calibri" w:eastAsia="Calibri" w:hAnsi="Calibri"/>
-                <w:b/>
-                <w:bCs/>
-                <w:i w:val="false"/>
-                <w:iCs w:val="false"/>
-                <w:color w:val="2ECC71"/>
-                <w:sz w:val="19"/>
-                <w:szCs w:val="19"/>
-              </w:rPr>
-              <w:t xml:space="preserve">→ </w:t>
-            </w:r>
-            <w:r>
-              <w:rPr>
-                <w:rFonts w:ascii="Calibri" w:cs="Calibri" w:eastAsia="Calibri" w:hAnsi="Calibri"/>
-                <w:b w:val="false"/>
-                <w:bCs w:val="false"/>
-                <w:i w:val="false"/>
-                <w:iCs w:val="false"/>
-                <w:color w:val="9AA4B2"/>
-                <w:sz w:val="19"/>
-                <w:szCs w:val="19"/>
-              </w:rPr>
-              <w:t xml:space="preserve">Google Maps opens on the phone with directions to the place.</w:t>
+              <w:t xml:space="preserve">Three agents, one voice. Gemini Live does the talking; two Gemini Flash agents work Google Maps behind it. Built with ADK, and the code is public: github.com/haggman/A4I2026-minidemo-dinner</w:t>
             </w:r>
           </w:p>
         </w:tc>
@@ -7706,10 +7692,10 @@
           <w:tcPr>
             <w:tcW w:type="dxa" w:w="10080"/>
             <w:tcBorders>
-              <w:top w:val="single" w:color="2BB3B1" w:sz="12"/>
-              <w:left w:val="single" w:color="2BB3B1" w:sz="12"/>
-              <w:bottom w:val="single" w:color="2BB3B1" w:sz="12"/>
-              <w:right w:val="single" w:color="2BB3B1" w:sz="12"/>
+              <w:top w:val="single" w:color="B07CFF" w:sz="12"/>
+              <w:left w:val="single" w:color="B07CFF" w:sz="12"/>
+              <w:bottom w:val="single" w:color="B07CFF" w:sz="12"/>
+              <w:right w:val="single" w:color="B07CFF" w:sz="12"/>
             </w:tcBorders>
             <w:tcMar>
               <w:top w:type="dxa" w:w="80"/>
@@ -7729,11 +7715,11 @@
                 <w:bCs/>
                 <w:i w:val="false"/>
                 <w:iCs w:val="false"/>
-                <w:color w:val="2BB3B1"/>
+                <w:color w:val="B07CFF"/>
                 <w:sz w:val="18"/>
                 <w:szCs w:val="18"/>
               </w:rPr>
-              <w:t xml:space="preserve">SAY</w:t>
+              <w:t xml:space="preserve">DO</w:t>
             </w:r>
           </w:p>
           <w:p>
@@ -7745,12 +7731,12 @@
                 <w:rFonts w:ascii="Calibri" w:cs="Calibri" w:eastAsia="Calibri" w:hAnsi="Calibri"/>
                 <w:b w:val="false"/>
                 <w:bCs w:val="false"/>
-                <w:i/>
-                <w:iCs/>
+                <w:i w:val="false"/>
+                <w:iCs w:val="false"/>
                 <w:sz w:val="20"/>
                 <w:szCs w:val="20"/>
               </w:rPr>
-              <w:t xml:space="preserve">Three agents, one voice. Gemini Live does the talking; two Gemini Flash agents work Google Maps behind it. Built with ADK, and the code is public: github.com/haggman/A4I2026-minidemo-dinner</w:t>
+              <w:t xml:space="preserve">Stop</w:t>
             </w:r>
           </w:p>
         </w:tc>
@@ -7771,6 +7757,134 @@
           <w:szCs w:val="22"/>
         </w:rPr>
         <w:t xml:space="preserve"/>
+      </w:r>
+    </w:p>
+    <w:p>
+      <w:pPr>
+        <w:spacing w:after="80" w:before="40" w:line="264"/>
+      </w:pPr>
+      <w:r>
+        <w:rPr>
+          <w:rFonts w:ascii="Calibri" w:cs="Calibri" w:eastAsia="Calibri" w:hAnsi="Calibri"/>
+          <w:b/>
+          <w:bCs/>
+          <w:i w:val="false"/>
+          <w:iCs w:val="false"/>
+          <w:color w:val="FF5C5C"/>
+          <w:sz w:val="20"/>
+          <w:szCs w:val="20"/>
+        </w:rPr>
+        <w:t xml:space="preserve">GOTCHA  </w:t>
+      </w:r>
+      <w:r>
+        <w:rPr>
+          <w:rFonts w:ascii="Calibri" w:cs="Calibri" w:eastAsia="Calibri" w:hAnsi="Calibri"/>
+          <w:b w:val="false"/>
+          <w:bCs w:val="false"/>
+          <w:i w:val="false"/>
+          <w:iCs w:val="false"/>
+          <w:sz w:val="20"/>
+          <w:szCs w:val="20"/>
+        </w:rPr>
+        <w:t xml:space="preserve">No QR code within 15 s: "Can you put the directions on the screen?" · The wrong place: "No, number one: (name on card 1)."</w:t>
+      </w:r>
+    </w:p>
+    <w:p>
+      <w:pPr>
+        <w:pStyle w:val="Heading3"/>
+        <w:keepNext/>
+        <w:spacing w:after="40" w:before="160"/>
+      </w:pPr>
+      <w:r>
+        <w:rPr>
+          <w:rFonts w:ascii="Calibri" w:cs="Calibri" w:eastAsia="Calibri" w:hAnsi="Calibri"/>
+          <w:b/>
+          <w:bCs/>
+          <w:i w:val="false"/>
+          <w:iCs w:val="false"/>
+          <w:color w:val="3D8BFF"/>
+          <w:sz w:val="22"/>
+          <w:szCs w:val="22"/>
+        </w:rPr>
+        <w:t xml:space="preserve">7. If the wifi fails: the recorded run   ·   TAB · FALLBACK VIDEO TAB   ·   optional</w:t>
+      </w:r>
+    </w:p>
+    <w:p>
+      <w:pPr>
+        <w:spacing w:after="80" w:before="40" w:line="264"/>
+      </w:pPr>
+      <w:r>
+        <w:rPr>
+          <w:rFonts w:ascii="Calibri" w:cs="Calibri" w:eastAsia="Calibri" w:hAnsi="Calibri"/>
+          <w:b/>
+          <w:bCs/>
+          <w:i w:val="false"/>
+          <w:iCs w:val="false"/>
+          <w:color w:val="2ECC71"/>
+          <w:sz w:val="20"/>
+          <w:szCs w:val="20"/>
+        </w:rPr>
+        <w:t xml:space="preserve">WHY  </w:t>
+      </w:r>
+      <w:r>
+        <w:rPr>
+          <w:rFonts w:ascii="Calibri" w:cs="Calibri" w:eastAsia="Calibri" w:hAnsi="Calibri"/>
+          <w:b w:val="false"/>
+          <w:bCs w:val="false"/>
+          <w:i w:val="false"/>
+          <w:iCs w:val="false"/>
+          <w:sz w:val="22"/>
+          <w:szCs w:val="22"/>
+        </w:rPr>
+        <w:t xml:space="preserve">A live voice demo on event wifi is the thing most likely to fail all day; the recording keeps the five minutes.</w:t>
+      </w:r>
+    </w:p>
+    <w:p>
+      <w:pPr>
+        <w:spacing w:after="80" w:before="40" w:line="264"/>
+      </w:pPr>
+      <w:r>
+        <w:rPr>
+          <w:rFonts w:ascii="Calibri" w:cs="Calibri" w:eastAsia="Calibri" w:hAnsi="Calibri"/>
+          <w:b/>
+          <w:bCs/>
+          <w:i w:val="false"/>
+          <w:iCs w:val="false"/>
+          <w:color w:val="2BB3B1"/>
+          <w:sz w:val="20"/>
+          <w:szCs w:val="20"/>
+        </w:rPr>
+        <w:t xml:space="preserve">SAY  </w:t>
+      </w:r>
+      <w:r>
+        <w:rPr>
+          <w:rFonts w:ascii="Calibri" w:cs="Calibri" w:eastAsia="Calibri" w:hAnsi="Calibri"/>
+          <w:b w:val="false"/>
+          <w:bCs w:val="false"/>
+          <w:i/>
+          <w:iCs/>
+          <w:sz w:val="22"/>
+          <w:szCs w:val="22"/>
+        </w:rPr>
+        <w:t xml:space="preserve">Conference wifi has opinions. Here's the one I recorded in rehearsal: same page, same agents, nothing edited.</w:t>
+      </w:r>
+    </w:p>
+    <w:p>
+      <w:pPr>
+        <w:spacing w:after="80" w:before="40" w:line="264"/>
+      </w:pPr>
+      <w:r>
+        <w:rPr>
+          <w:rFonts w:ascii="Calibri" w:cs="Calibri" w:eastAsia="Calibri" w:hAnsi="Calibri"/>
+          <w:b w:val="false"/>
+          <w:bCs w:val="false"/>
+          <w:i w:val="false"/>
+          <w:iCs w:val="false"/>
+          <w:color w:val="9AA4B2"/>
+          <w:sz w:val="20"/>
+          <w:szCs w:val="20"/>
+        </w:rPr>
+        <w:t xml:space="preserve">Only if the page won't load, Start does nothing, or she's silent twice.</w:t>
       </w:r>
     </w:p>
     <w:tbl>
@@ -7796,10 +7910,10 @@
           <w:tcPr>
             <w:tcW w:type="dxa" w:w="10080"/>
             <w:tcBorders>
-              <w:top w:val="single" w:color="B07CFF" w:sz="12"/>
-              <w:left w:val="single" w:color="B07CFF" w:sz="12"/>
-              <w:bottom w:val="single" w:color="B07CFF" w:sz="12"/>
-              <w:right w:val="single" w:color="B07CFF" w:sz="12"/>
+              <w:top w:val="single" w:color="9AA4B2" w:sz="12"/>
+              <w:left w:val="single" w:color="9AA4B2" w:sz="36"/>
+              <w:bottom w:val="single" w:color="9AA4B2" w:sz="12"/>
+              <w:right w:val="single" w:color="9AA4B2" w:sz="12"/>
             </w:tcBorders>
             <w:tcMar>
               <w:top w:type="dxa" w:w="80"/>
@@ -7819,11 +7933,11 @@
                 <w:bCs/>
                 <w:i w:val="false"/>
                 <w:iCs w:val="false"/>
-                <w:color w:val="B07CFF"/>
+                <w:color w:val="9AA4B2"/>
                 <w:sz w:val="18"/>
                 <w:szCs w:val="18"/>
               </w:rPr>
-              <w:t xml:space="preserve">DO</w:t>
+              <w:t xml:space="preserve">FALLBACK</w:t>
             </w:r>
           </w:p>
           <w:p>
@@ -7832,15 +7946,15 @@
             </w:pPr>
             <w:r>
               <w:rPr>
-                <w:rFonts w:ascii="Calibri" w:cs="Calibri" w:eastAsia="Calibri" w:hAnsi="Calibri"/>
-                <w:b w:val="false"/>
-                <w:bCs w:val="false"/>
-                <w:i w:val="false"/>
-                <w:iCs w:val="false"/>
-                <w:sz w:val="20"/>
-                <w:szCs w:val="20"/>
-              </w:rPr>
-              <w:t xml:space="preserve">Stop</w:t>
+                <w:rFonts w:ascii="Consolas" w:cs="Consolas" w:eastAsia="Consolas" w:hAnsi="Consolas"/>
+                <w:b w:val="false"/>
+                <w:bCs w:val="false"/>
+                <w:i w:val="false"/>
+                <w:iCs w:val="false"/>
+                <w:sz w:val="16"/>
+                <w:szCs w:val="16"/>
+              </w:rPr>
+              <w:t xml:space="preserve">The video tab ▸ View ▸ Enter Full Screen ▸ play</w:t>
             </w:r>
           </w:p>
         </w:tc>
@@ -7861,134 +7975,6 @@
           <w:szCs w:val="22"/>
         </w:rPr>
         <w:t xml:space="preserve"/>
-      </w:r>
-    </w:p>
-    <w:p>
-      <w:pPr>
-        <w:spacing w:after="80" w:before="40" w:line="264"/>
-      </w:pPr>
-      <w:r>
-        <w:rPr>
-          <w:rFonts w:ascii="Calibri" w:cs="Calibri" w:eastAsia="Calibri" w:hAnsi="Calibri"/>
-          <w:b/>
-          <w:bCs/>
-          <w:i w:val="false"/>
-          <w:iCs w:val="false"/>
-          <w:color w:val="FF5C5C"/>
-          <w:sz w:val="20"/>
-          <w:szCs w:val="20"/>
-        </w:rPr>
-        <w:t xml:space="preserve">GOTCHA  </w:t>
-      </w:r>
-      <w:r>
-        <w:rPr>
-          <w:rFonts w:ascii="Calibri" w:cs="Calibri" w:eastAsia="Calibri" w:hAnsi="Calibri"/>
-          <w:b w:val="false"/>
-          <w:bCs w:val="false"/>
-          <w:i w:val="false"/>
-          <w:iCs w:val="false"/>
-          <w:sz w:val="20"/>
-          <w:szCs w:val="20"/>
-        </w:rPr>
-        <w:t xml:space="preserve">No QR code within 15 s: "Can you put the directions on the screen?" · The wrong place: "No, number one: (name on card 1)."</w:t>
-      </w:r>
-    </w:p>
-    <w:p>
-      <w:pPr>
-        <w:pStyle w:val="Heading3"/>
-        <w:keepNext/>
-        <w:spacing w:after="40" w:before="160"/>
-      </w:pPr>
-      <w:r>
-        <w:rPr>
-          <w:rFonts w:ascii="Calibri" w:cs="Calibri" w:eastAsia="Calibri" w:hAnsi="Calibri"/>
-          <w:b/>
-          <w:bCs/>
-          <w:i w:val="false"/>
-          <w:iCs w:val="false"/>
-          <w:color w:val="3D8BFF"/>
-          <w:sz w:val="22"/>
-          <w:szCs w:val="22"/>
-        </w:rPr>
-        <w:t xml:space="preserve">7. If the wifi fails: the recorded run   ·   TAB · FALLBACK VIDEO TAB   ·   optional</w:t>
-      </w:r>
-    </w:p>
-    <w:p>
-      <w:pPr>
-        <w:spacing w:after="80" w:before="40" w:line="264"/>
-      </w:pPr>
-      <w:r>
-        <w:rPr>
-          <w:rFonts w:ascii="Calibri" w:cs="Calibri" w:eastAsia="Calibri" w:hAnsi="Calibri"/>
-          <w:b/>
-          <w:bCs/>
-          <w:i w:val="false"/>
-          <w:iCs w:val="false"/>
-          <w:color w:val="2ECC71"/>
-          <w:sz w:val="20"/>
-          <w:szCs w:val="20"/>
-        </w:rPr>
-        <w:t xml:space="preserve">WHY  </w:t>
-      </w:r>
-      <w:r>
-        <w:rPr>
-          <w:rFonts w:ascii="Calibri" w:cs="Calibri" w:eastAsia="Calibri" w:hAnsi="Calibri"/>
-          <w:b w:val="false"/>
-          <w:bCs w:val="false"/>
-          <w:i w:val="false"/>
-          <w:iCs w:val="false"/>
-          <w:sz w:val="22"/>
-          <w:szCs w:val="22"/>
-        </w:rPr>
-        <w:t xml:space="preserve">A live voice demo on event wifi is the thing most likely to fail all day; the recording keeps the five minutes.</w:t>
-      </w:r>
-    </w:p>
-    <w:p>
-      <w:pPr>
-        <w:spacing w:after="80" w:before="40" w:line="264"/>
-      </w:pPr>
-      <w:r>
-        <w:rPr>
-          <w:rFonts w:ascii="Calibri" w:cs="Calibri" w:eastAsia="Calibri" w:hAnsi="Calibri"/>
-          <w:b/>
-          <w:bCs/>
-          <w:i w:val="false"/>
-          <w:iCs w:val="false"/>
-          <w:color w:val="2BB3B1"/>
-          <w:sz w:val="20"/>
-          <w:szCs w:val="20"/>
-        </w:rPr>
-        <w:t xml:space="preserve">SAY  </w:t>
-      </w:r>
-      <w:r>
-        <w:rPr>
-          <w:rFonts w:ascii="Calibri" w:cs="Calibri" w:eastAsia="Calibri" w:hAnsi="Calibri"/>
-          <w:b w:val="false"/>
-          <w:bCs w:val="false"/>
-          <w:i/>
-          <w:iCs/>
-          <w:sz w:val="22"/>
-          <w:szCs w:val="22"/>
-        </w:rPr>
-        <w:t xml:space="preserve">Conference wifi has opinions. Here's the one I recorded in rehearsal: same page, same agents, nothing edited.</w:t>
-      </w:r>
-    </w:p>
-    <w:p>
-      <w:pPr>
-        <w:spacing w:after="80" w:before="40" w:line="264"/>
-      </w:pPr>
-      <w:r>
-        <w:rPr>
-          <w:rFonts w:ascii="Calibri" w:cs="Calibri" w:eastAsia="Calibri" w:hAnsi="Calibri"/>
-          <w:b w:val="false"/>
-          <w:bCs w:val="false"/>
-          <w:i w:val="false"/>
-          <w:iCs w:val="false"/>
-          <w:color w:val="9AA4B2"/>
-          <w:sz w:val="20"/>
-          <w:szCs w:val="20"/>
-        </w:rPr>
-        <w:t xml:space="preserve">Only if the page won't load, Start does nothing, or she's silent twice.</w:t>
       </w:r>
     </w:p>
     <w:tbl>
@@ -8014,10 +8000,10 @@
           <w:tcPr>
             <w:tcW w:type="dxa" w:w="10080"/>
             <w:tcBorders>
-              <w:top w:val="single" w:color="9AA4B2" w:sz="12"/>
-              <w:left w:val="single" w:color="9AA4B2" w:sz="36"/>
-              <w:bottom w:val="single" w:color="9AA4B2" w:sz="12"/>
-              <w:right w:val="single" w:color="9AA4B2" w:sz="12"/>
+              <w:top w:val="single" w:color="2BB3B1" w:sz="12"/>
+              <w:left w:val="single" w:color="2BB3B1" w:sz="12"/>
+              <w:bottom w:val="single" w:color="2BB3B1" w:sz="12"/>
+              <w:right w:val="single" w:color="2BB3B1" w:sz="12"/>
             </w:tcBorders>
             <w:tcMar>
               <w:top w:type="dxa" w:w="80"/>
@@ -8037,11 +8023,11 @@
                 <w:bCs/>
                 <w:i w:val="false"/>
                 <w:iCs w:val="false"/>
-                <w:color w:val="9AA4B2"/>
+                <w:color w:val="2BB3B1"/>
                 <w:sz w:val="18"/>
                 <w:szCs w:val="18"/>
               </w:rPr>
-              <w:t xml:space="preserve">FALLBACK</w:t>
+              <w:t xml:space="preserve">SAY</w:t>
             </w:r>
           </w:p>
           <w:p>
@@ -8050,15 +8036,15 @@
             </w:pPr>
             <w:r>
               <w:rPr>
-                <w:rFonts w:ascii="Consolas" w:cs="Consolas" w:eastAsia="Consolas" w:hAnsi="Consolas"/>
-                <w:b w:val="false"/>
-                <w:bCs w:val="false"/>
-                <w:i w:val="false"/>
-                <w:iCs w:val="false"/>
-                <w:sz w:val="16"/>
-                <w:szCs w:val="16"/>
-              </w:rPr>
-              <w:t xml:space="preserve">The video tab ▸ View ▸ Enter Full Screen ▸ play</w:t>
+                <w:rFonts w:ascii="Calibri" w:cs="Calibri" w:eastAsia="Calibri" w:hAnsi="Calibri"/>
+                <w:b w:val="false"/>
+                <w:bCs w:val="false"/>
+                <w:i/>
+                <w:iCs/>
+                <w:sz w:val="20"/>
+                <w:szCs w:val="20"/>
+              </w:rPr>
+              <w:t xml:space="preserve">Conference wifi has opinions. Here's the one I recorded in rehearsal: same page, same agents.</w:t>
             </w:r>
           </w:p>
         </w:tc>
@@ -8104,96 +8090,6 @@
           <w:tcPr>
             <w:tcW w:type="dxa" w:w="10080"/>
             <w:tcBorders>
-              <w:top w:val="single" w:color="2BB3B1" w:sz="12"/>
-              <w:left w:val="single" w:color="2BB3B1" w:sz="12"/>
-              <w:bottom w:val="single" w:color="2BB3B1" w:sz="12"/>
-              <w:right w:val="single" w:color="2BB3B1" w:sz="12"/>
-            </w:tcBorders>
-            <w:tcMar>
-              <w:top w:type="dxa" w:w="80"/>
-              <w:left w:type="dxa" w:w="160"/>
-              <w:bottom w:type="dxa" w:w="80"/>
-              <w:right w:type="dxa" w:w="160"/>
-            </w:tcMar>
-          </w:tcPr>
-          <w:p>
-            <w:pPr>
-              <w:spacing w:after="40" w:before="0" w:line="264"/>
-            </w:pPr>
-            <w:r>
-              <w:rPr>
-                <w:rFonts w:ascii="Calibri" w:cs="Calibri" w:eastAsia="Calibri" w:hAnsi="Calibri"/>
-                <w:b/>
-                <w:bCs/>
-                <w:i w:val="false"/>
-                <w:iCs w:val="false"/>
-                <w:color w:val="2BB3B1"/>
-                <w:sz w:val="18"/>
-                <w:szCs w:val="18"/>
-              </w:rPr>
-              <w:t xml:space="preserve">SAY</w:t>
-            </w:r>
-          </w:p>
-          <w:p>
-            <w:pPr>
-              <w:spacing w:after="0" w:before="0" w:line="264"/>
-            </w:pPr>
-            <w:r>
-              <w:rPr>
-                <w:rFonts w:ascii="Calibri" w:cs="Calibri" w:eastAsia="Calibri" w:hAnsi="Calibri"/>
-                <w:b w:val="false"/>
-                <w:bCs w:val="false"/>
-                <w:i/>
-                <w:iCs/>
-                <w:sz w:val="20"/>
-                <w:szCs w:val="20"/>
-              </w:rPr>
-              <w:t xml:space="preserve">Conference wifi has opinions. Here's the one I recorded in rehearsal: same page, same agents.</w:t>
-            </w:r>
-          </w:p>
-        </w:tc>
-      </w:tr>
-    </w:tbl>
-    <w:p>
-      <w:pPr>
-        <w:spacing w:after="20" w:before="0" w:line="264"/>
-      </w:pPr>
-      <w:r>
-        <w:rPr>
-          <w:rFonts w:ascii="Calibri" w:cs="Calibri" w:eastAsia="Calibri" w:hAnsi="Calibri"/>
-          <w:b w:val="false"/>
-          <w:bCs w:val="false"/>
-          <w:i w:val="false"/>
-          <w:iCs w:val="false"/>
-          <w:sz w:val="22"/>
-          <w:szCs w:val="22"/>
-        </w:rPr>
-        <w:t xml:space="preserve"/>
-      </w:r>
-    </w:p>
-    <w:tbl>
-      <w:tblPr>
-        <w:tblW w:type="dxa" w:w="10080"/>
-        <w:tblBorders>
-          <w:top w:val="single" w:color="auto" w:sz="4"/>
-          <w:left w:val="single" w:color="auto" w:sz="4"/>
-          <w:bottom w:val="single" w:color="auto" w:sz="4"/>
-          <w:right w:val="single" w:color="auto" w:sz="4"/>
-          <w:insideH w:val="single" w:color="auto" w:sz="4"/>
-          <w:insideV w:val="single" w:color="auto" w:sz="4"/>
-        </w:tblBorders>
-      </w:tblPr>
-      <w:tblGrid>
-        <w:gridCol w:w="10080"/>
-      </w:tblGrid>
-      <w:tr>
-        <w:trPr>
-          <w:cantSplit/>
-        </w:trPr>
-        <w:tc>
-          <w:tcPr>
-            <w:tcW w:type="dxa" w:w="10080"/>
-            <w:tcBorders>
               <w:top w:val="single" w:color="B07CFF" w:sz="12"/>
               <w:left w:val="single" w:color="B07CFF" w:sz="12"/>
               <w:bottom w:val="single" w:color="B07CFF" w:sz="12"/>
@@ -8351,7 +8247,7 @@
           <w:sz w:val="22"/>
           <w:szCs w:val="22"/>
         </w:rPr>
-        <w:t xml:space="preserve">Concierge: gemini-3.8-live on Vertex AI, served from the us multi-region (it isn't served from global). Voice: Kore. No Gemini key: Cloud Shell's own credentials.</w:t>
+        <w:t xml:space="preserve">Concierge: gemini-3.8-live on Google Cloud's Gemini Enterprise Agent Platform, served from the us multi-region (it isn't served from global). Voice: Kore. No Gemini key: Cloud Shell's own credentials.</w:t>
       </w:r>
     </w:p>
     <w:p>
